--- a/tillsyn/A 22410-2026 tillsynsbegäran.docx
+++ b/tillsyn/A 22410-2026 tillsynsbegäran.docx
@@ -918,7 +918,7 @@
     <w:r>
       <w:tab/>
       <w:tab/>
-      <w:t>2026-06-15</w:t>
+      <w:t>2026-06-16</w:t>
       <w:br/>
       <w:br/>
     </w:r>

--- a/tillsyn/A 22410-2026 tillsynsbegäran.docx
+++ b/tillsyn/A 22410-2026 tillsynsbegäran.docx
@@ -918,7 +918,7 @@
     <w:r>
       <w:tab/>
       <w:tab/>
-      <w:t>2026-06-16</w:t>
+      <w:t>2026-06-17</w:t>
       <w:br/>
       <w:br/>
     </w:r>

--- a/tillsyn/A 22410-2026 tillsynsbegäran.docx
+++ b/tillsyn/A 22410-2026 tillsynsbegäran.docx
@@ -1,6 +1,6 @@
 
 <file path=word/document.xml><?xml version="1.0" encoding="utf-8"?>
-<w:document xmlns:wpc="http://schemas.microsoft.com/office/word/2010/wordprocessingCanvas" xmlns:cx="http://schemas.microsoft.com/office/drawing/2014/chartex" xmlns:cx1="http://schemas.microsoft.com/office/drawing/2015/9/8/chartex" xmlns:cx2="http://schemas.microsoft.com/office/drawing/2015/10/21/chartex" xmlns:cx3="http://schemas.microsoft.com/office/drawing/2016/5/9/chartex" xmlns:cx4="http://schemas.microsoft.com/office/drawing/2016/5/10/chartex" xmlns:cx5="http://schemas.microsoft.com/office/drawing/2016/5/11/chartex" xmlns:cx6="http://schemas.microsoft.com/office/drawing/2016/5/12/chartex" xmlns:cx7="http://schemas.microsoft.com/office/drawing/2016/5/13/chartex" xmlns:cx8="http://schemas.microsoft.com/office/drawing/2016/5/14/chartex" xmlns:mc="http://schemas.openxmlformats.org/markup-compatibility/2006" xmlns:aink="http://schemas.microsoft.com/office/drawing/2016/ink" xmlns:am3d="http://schemas.microsoft.com/office/drawing/2017/model3d" xmlns:o="urn:schemas-microsoft-com:office:office" xmlns:oel="http://schemas.microsoft.com/office/2019/extlst" xmlns:r="http://schemas.openxmlformats.org/officeDocument/2006/relationships" xmlns:m="http://schemas.openxmlformats.org/officeDocument/2006/math" xmlns:v="urn:schemas-microsoft-com:vml" xmlns:wp14="http://schemas.microsoft.com/office/word/2010/wordprocessingDrawing" xmlns:wp="http://schemas.openxmlformats.org/drawingml/2006/wordprocessingDrawing" xmlns:w10="urn:schemas-microsoft-com:office:word" xmlns:w="http://schemas.openxmlformats.org/wordprocessingml/2006/main" xmlns:w14="http://schemas.microsoft.com/office/word/2010/wordml" xmlns:w15="http://schemas.microsoft.com/office/word/2012/wordml" xmlns:w16cex="http://schemas.microsoft.com/office/word/2018/wordml/cex" xmlns:w16cid="http://schemas.microsoft.com/office/word/2016/wordml/cid" xmlns:w16="http://schemas.microsoft.com/office/word/2018/wordml" xmlns:w16sdtdh="http://schemas.microsoft.com/office/word/2020/wordml/sdtdatahash" xmlns:w16se="http://schemas.microsoft.com/office/word/2015/wordml/symex" xmlns:wpg="http://schemas.microsoft.com/office/word/2010/wordprocessingGroup" xmlns:wpi="http://schemas.microsoft.com/office/word/2010/wordprocessingInk" xmlns:wne="http://schemas.microsoft.com/office/word/2006/wordml" xmlns:wps="http://schemas.microsoft.com/office/word/2010/wordprocessingShape" mc:Ignorable="w14 w15 w16se w16cid w16 w16cex w16sdtdh wp14">
+<w:document xmlns:wpc="http://schemas.microsoft.com/office/word/2010/wordprocessingCanvas" xmlns:cx="http://schemas.microsoft.com/office/drawing/2014/chartex" xmlns:cx1="http://schemas.microsoft.com/office/drawing/2015/9/8/chartex" xmlns:cx2="http://schemas.microsoft.com/office/drawing/2015/10/21/chartex" xmlns:cx3="http://schemas.microsoft.com/office/drawing/2016/5/9/chartex" xmlns:cx4="http://schemas.microsoft.com/office/drawing/2016/5/10/chartex" xmlns:cx5="http://schemas.microsoft.com/office/drawing/2016/5/11/chartex" xmlns:cx6="http://schemas.microsoft.com/office/drawing/2016/5/12/chartex" xmlns:cx7="http://schemas.microsoft.com/office/drawing/2016/5/13/chartex" xmlns:cx8="http://schemas.microsoft.com/office/drawing/2016/5/14/chartex" xmlns:mc="http://schemas.openxmlformats.org/markup-compatibility/2006" xmlns:aink="http://schemas.microsoft.com/office/drawing/2016/ink" xmlns:am3d="http://schemas.microsoft.com/office/drawing/2017/model3d" xmlns:o="urn:schemas-microsoft-com:office:office" xmlns:oel="http://schemas.microsoft.com/office/2019/extlst" xmlns:r="http://schemas.openxmlformats.org/officeDocument/2006/relationships" xmlns:m="http://schemas.openxmlformats.org/officeDocument/2006/math" xmlns:v="urn:schemas-microsoft-com:vml" xmlns:wp14="http://schemas.microsoft.com/office/word/2010/wordprocessingDrawing" xmlns:wp="http://schemas.openxmlformats.org/drawingml/2006/wordprocessingDrawing" xmlns:w10="urn:schemas-microsoft-com:office:word" xmlns:w="http://schemas.openxmlformats.org/wordprocessingml/2006/main" xmlns:w14="http://schemas.microsoft.com/office/word/2010/wordml" xmlns:w15="http://schemas.microsoft.com/office/word/2012/wordml" xmlns:w16cex="http://schemas.microsoft.com/office/word/2018/wordml/cex" xmlns:w16cid="http://schemas.microsoft.com/office/word/2016/wordml/cid" xmlns:w16="http://schemas.microsoft.com/office/word/2018/wordml" xmlns:w16du="http://schemas.microsoft.com/office/word/2023/wordml/word16du" xmlns:w16sdtdh="http://schemas.microsoft.com/office/word/2020/wordml/sdtdatahash" xmlns:w16sdtfl="http://schemas.microsoft.com/office/word/2024/wordml/sdtformatlock" xmlns:w16se="http://schemas.microsoft.com/office/word/2015/wordml/symex" xmlns:wpg="http://schemas.microsoft.com/office/word/2010/wordprocessingGroup" xmlns:wpi="http://schemas.microsoft.com/office/word/2010/wordprocessingInk" xmlns:wne="http://schemas.microsoft.com/office/word/2006/wordml" xmlns:wps="http://schemas.microsoft.com/office/word/2010/wordprocessingShape" mc:Ignorable="w14 w15 w16se w16cid w16 w16cex w16sdtdh w16sdtfl w16du wp14">
   <w:body>
     <w:p>
       <w:pPr>
@@ -12,35 +12,10 @@
     </w:p>
     <w:p>
       <w:r>
-        <w:t>Detta dokument behandlar höga naturvärden i avverkningsanmälan A 22410-2026 i Åtvidabergs kommun. Denna avverkningsanmälan inkom 2026-05-12 16:04:52 och omfattar 3,9 ha.</w:t>
-      </w:r>
-    </w:p>
-    <w:p>
-      <w:r>
-        <w:t>Vi begär härmed att Skogsstyrelsen fattar beslut enligt miljöbalken som säkerställer att skogens höga naturvärden bevaras samt säkerställer att EU-lagstiftning efterlevs och att artskyddsbrott förhindras. Vi önskar även ta del av de ställningstaganden och beslut som myndigheterna meddelar till följd av aktuell avverkningsanmälan och föreningens inlaga (se 34 § förvaltningslagen).</w:t>
-      </w:r>
-    </w:p>
-    <w:p>
-      <w:r>
-        <w:t>Nedan beskrivs fynd av naturvårdsarter och fridlysta arter som gjorts i det avverkningsanmälda området. I BILAGA 1 finns artfakta om fridlysta och rödlistade arter.</w:t>
-      </w:r>
-    </w:p>
-    <w:p>
-      <w:pPr>
-        <w:pStyle w:val="Heading1"/>
-      </w:pPr>
-      <w:r>
-        <w:t>Naturvårdsarter</w:t>
-      </w:r>
-    </w:p>
-    <w:p>
-      <w:r>
-        <w:t>I avverkningsanmälan har följande 11 naturvårdsarter hittats: spillkråka (NT, §4), vedtrappmossa (NT), björksplintborre (S), blodticka (S), bronshjon (S), grön sköldmossa (S, §8), grönpyrola (S), mindre märgborre (S), västlig hakmossa (S), vågbandad barkbock (S) och revlummer (§9). Av dessa är 2 rödlistade. För rödlistade arter har rödlistekategorin angivits inom parentes. Arter som är signalarter enligt Skogsstyrelsen har markerats med (S). För fridlysta arter anges även paragrafen i Artskyddsförordningen som arten är fridlyst enligt.</w:t>
-      </w:r>
-    </w:p>
-    <w:p>
-      <w:r>
-        <w:t>De påträffade naturvårdsarterna är ett tydligt kvitto på att detta rör sig om en skog med höga naturvärden. I Figur 1 visas en karta över det avverkningsanmälda området, där samtliga fyndplatser för naturvårdsarter som finns registrerade på Artportalen har markerats.</w:t>
+        <w:t>Detta dokument behandlar höga naturvärden i avverkningsanmälan A 22410-2026 i Åtvidabergs kommun som inkom 2026-05-12 och omfattar 3,9 ha.</w:t>
+      </w:r>
+      <w:r>
+        <w:t xml:space="preserve"> I Figur 1 visas fyndplatser för naturvårdsarter i området, som finns registrerade på Artportalen.</w:t>
       </w:r>
     </w:p>
     <w:p>
@@ -50,7 +25,7 @@
       <w:r>
         <w:drawing>
           <wp:inline xmlns:a="http://schemas.openxmlformats.org/drawingml/2006/main" xmlns:pic="http://schemas.openxmlformats.org/drawingml/2006/picture">
-            <wp:extent cx="5486400" cy="3075112"/>
+            <wp:extent cx="5486400" cy="4172304"/>
             <wp:docPr id="1" name="Picture 1"/>
             <wp:cNvGraphicFramePr>
               <a:graphicFrameLocks noChangeAspect="1"/>
@@ -71,7 +46,7 @@
                   <pic:spPr>
                     <a:xfrm>
                       <a:off x="0" y="0"/>
-                      <a:ext cx="5486400" cy="3075112"/>
+                      <a:ext cx="5486400" cy="4172304"/>
                     </a:xfrm>
                     <a:prstGeom prst="rect"/>
                   </pic:spPr>
@@ -85,149 +60,30 @@
     <w:p>
       <w:pPr>
         <w:pStyle w:val="Caption"/>
+        <w:spacing w:after="240"/>
       </w:pPr>
       <w:r>
-        <w:t>Figur 1. Fyndplatser för naturvårdsarter i det avverkningsanmälda området (röd linje). Markörer utan svart kant är placerade på fyndplatsen. Markörer med svart kant är placerade vid sidan av fyndplatsen och har ett svart streck som visar fyndplatsens exakta position. Kartans mittpunktskoordinat är N 6448533, E 563909 i SWEREF 99 TM.</w:t>
+        <w:t>Figur 1. Fyndplatser för naturvårdsarter i och inom 6 meter från avverkningsanmälan (röd linje). Inom parentes anges rödlistekategorier, S för signalarter, Tför typiska arter och fridlysningsparagrafer i artskyddsförordningen.Markörer utan svart kant är placerade på fyndplatsen. Markörer med svart kant är placerade vid sidan av fyndplatsen och har ett svart streck som visar fyndplatsens exakta position. Kartans mittpunktskoordinat är N 6448533, E 563909 i SWEREF 99 TM.</w:t>
       </w:r>
     </w:p>
     <w:p>
       <w:r>
-        <w:rPr>
-          <w:b/>
-        </w:rPr>
-        <w:t xml:space="preserve">Björksplintborre </w:t>
-      </w:r>
-      <w:r>
-        <w:t>är en skalbagge vars larvutveckling sker i bark på nyligen döda björkar, både stående träd och vindfällen. En prydlig rad med runda ventilationshål i barken ovanför modergången är synnerligen karaktäristiskt. Arten är knuten till lövrika blandskogar med en hög andel gamla träd, och starkt gynnad av naturliga störningar som torka, översvämningar, brand och stormfällningar. Talrika gnagspår kan tyda på biotoper med höga naturvärden, exempelvis för ovanliga hackspettar och andra, mer sällsynta vedinsekter. Larverna är omtyckt hackspettsföda (SLU Artdatabanken, 2025).</w:t>
+        <w:t>Vi begär härmed att Skogsstyrelsen fattar beslut enligt miljöbalken som säkerställer att skogens höga naturvärden bevaras samt att EU-lagstiftning efterlevs och att artskyddsbrott förhindras.</w:t>
       </w:r>
     </w:p>
     <w:p>
       <w:r>
-        <w:rPr>
-          <w:b/>
-        </w:rPr>
-        <w:t xml:space="preserve">Blodticka </w:t>
-      </w:r>
-      <w:r>
-        <w:t xml:space="preserve">är i norra Sverige främst knuten till grova granlågor i urskogsartad barrskog, men förekommer ibland även på klenare granar i anslutning till bäckar och sumpskogar. Den är en bra indikator på granskogar med höga naturvärden och oftast förekommer den tillsammans med ett stort antal ovanliga och rödlistade arter. I södra Sverige växer den framför allt på tall och har då ett lägre signalvärde. Blodticka är typisk art för </w:t>
-      </w:r>
-      <w:r>
-        <w:rPr>
-          <w:i/>
-        </w:rPr>
-        <w:t>9030 Landhöjningsskog</w:t>
-      </w:r>
-      <w:r>
-        <w:t xml:space="preserve"> (SLU Artdatabanken, 2025; Nitare &amp; Skogsstyrelsen, 2019).</w:t>
+        <w:t>Vi begär vidare att Skogsstyrelsen säkerställer att inga skador eller försämringar av naturtypens bevarandestatus i området tillåts ske. Se Rådets direktiv 92/43/EEG samt ickeförsämringskravet i EU:s naturrestaureringsförordning (EU 2024/1991).</w:t>
       </w:r>
     </w:p>
     <w:p>
       <w:r>
-        <w:rPr>
-          <w:b/>
-        </w:rPr>
-        <w:t>Bronshjon</w:t>
-      </w:r>
-      <w:r>
-        <w:t xml:space="preserve"> är en skalbagge vars larvutveckling sker under grov bark på stammar av döda eller döende barrträd, främst gran, i mindre omfattning tall. Arten är knuten till äldre, naturskogslik granskog med inslag av torkande träd. Bronshjon är typisk art för </w:t>
-      </w:r>
-      <w:r>
-        <w:rPr>
-          <w:i/>
-        </w:rPr>
-        <w:t>9010 Taiga</w:t>
-      </w:r>
-      <w:r>
-        <w:t xml:space="preserve"> (SLU Artdatabanken, 2025).</w:t>
+        <w:t>Vi önskar även ta del av de ställningstaganden och beslut som myndigheten meddelar till följd av aktuell avverkningsanmälan och föreningens inlaga (se 34 § förvaltningslagen).</w:t>
       </w:r>
     </w:p>
     <w:p>
       <w:r>
-        <w:rPr>
-          <w:b/>
-        </w:rPr>
-        <w:t xml:space="preserve">Grönpyrola </w:t>
-      </w:r>
-      <w:r>
-        <w:t xml:space="preserve">växer främst på sandig, torr eller frisk mark i äldre barrskog, ofta på isälvsmaterial såsom sand och grus. Den påträffas främst i äldre naturligt uppkomna barrskogar, exempelvis på tallmoar, i åssluttningar, dyner och rasbranter. Arten är känslig för skogsbruksmetoder såsom slutavverkning och markberedning. Grönpyrola är typisk art för </w:t>
-      </w:r>
-      <w:r>
-        <w:rPr>
-          <w:i/>
-        </w:rPr>
-        <w:t>9010 Taiga, 9060 Åsbarrskog</w:t>
-      </w:r>
-      <w:r>
-        <w:t xml:space="preserve"> och</w:t>
-      </w:r>
-      <w:r>
-        <w:rPr>
-          <w:i/>
-        </w:rPr>
-        <w:t xml:space="preserve"> 1610 Åsöar i Östersjön </w:t>
-      </w:r>
-      <w:r>
-        <w:t>(Nitare &amp; Skogsstyrelsen, 2019; SLU Artdatabanken, 2025).</w:t>
-      </w:r>
-    </w:p>
-    <w:p>
-      <w:r>
-        <w:rPr>
-          <w:b/>
-        </w:rPr>
-        <w:t>Mindre märgborre</w:t>
-      </w:r>
-      <w:r>
-        <w:t xml:space="preserve"> är en signalart för tallskog med höga naturvärden och betraktas tillsammans med skarptandad barkborre som nyckelarter för ett antal sällsynta åtgärdsprogramsarter som är beroende av deras gångsystem. Bland dessa kan nämnas avlång barkborre (VU), </w:t>
-      </w:r>
-      <w:r>
-        <w:rPr>
-          <w:i/>
-        </w:rPr>
-        <w:t>Corticeus longulus</w:t>
-      </w:r>
-      <w:r>
-        <w:t xml:space="preserve"> (VU), tallgångbagge (VU), cholodkovskys bastborre (NT) och tallbarksvartbagge (NT). Den mindre märgborrens måsvingeliknande gnaggångar är lätta att känna igen och hittas ofta på grova tallgrenar på marken. Rika förekomster av främst mindre märgborre men även skarptandad barkborre är en signal för artrikedom och inventeringar har visat att det är i skogar med en naturlig självgallring som det skapas förutsättningar för dessa arter samt de efterföljande åtgärdsprogramsarterna. Tallskogar med stark förekomst av mindre märgborre och skarptandad barkborre bör avsättas som reservat. Generellt bör hänsyn tas vid slutavverkning av talldominerad skog så att avverkningsrester som gren- och toppdelar lämnas. Mindre märgborre är typisk art för </w:t>
-      </w:r>
-      <w:r>
-        <w:rPr>
-          <w:i/>
-        </w:rPr>
-        <w:t>9060 Åsbarrskog</w:t>
-      </w:r>
-      <w:r>
-        <w:t xml:space="preserve"> (SLU Artdatabanken, 2026; Pettersson, 2014; Hedgren, 2012; Gunnarsson m fl., 1999).</w:t>
-      </w:r>
-    </w:p>
-    <w:p>
-      <w:r>
-        <w:rPr>
-          <w:b/>
-        </w:rPr>
-        <w:t xml:space="preserve">Vedtrappmossa (NT) </w:t>
-      </w:r>
-      <w:r>
-        <w:t xml:space="preserve">växer på död ved, främst i gammal granskog. Den förekommer knappast alls i fjällnära barrskogar utan finns i skogslandskapet nedom fjällen och framför allt i landets södra delar är den en mycket bra signalart för barrnaturskog med höga naturvärden. Skogsavverkning och brist på grov död ved i skogen är de allvarligaste hoten och den överlever inte kalhyggesbruk. Lokaler med sluten granskog, tillräckligt stora för att säkerställa ett kontinuerligt tillskott på grova lågor, bör undantas från storskaligt skogsbruk. Vedtrappmossa är typisk art för </w:t>
-      </w:r>
-      <w:r>
-        <w:rPr>
-          <w:i/>
-        </w:rPr>
-        <w:t>9010 Taiga</w:t>
-      </w:r>
-      <w:r>
-        <w:t xml:space="preserve"> (SLU Artdatabanken, 2024).</w:t>
-      </w:r>
-    </w:p>
-    <w:p>
-      <w:r>
-        <w:rPr>
-          <w:b/>
-        </w:rPr>
-        <w:t xml:space="preserve">Vågbandad barkbock </w:t>
-      </w:r>
-      <w:r>
-        <w:t>är en långhorning vars larvutveckling sker under bark på nyligen döda stående barrträd, främst gran, mer undantagsvis på tall. Främst i stående träd, särskilt gamla, långsamvuxna granar med grov bark, även i grövre grenar, stubbar eller vindfällen. Arten är starkt knuten till naturskogsliknande granskogar, och gynnas av extrema torrsomrar som försvagar träden. Arten påverkas negativt av brist på kontinuitetsskog och en minskning av populationen pågår eller förväntas ske (SLU Artdatabanken, 2025).</w:t>
+        <w:t>Nedan beskrivs fynd av naturvårdsarter och fridlysta arter som gjorts i det avverkningsanmälda området. I BILAGA 1 finns artfakta om fridlysta och rödlistade arter.</w:t>
       </w:r>
     </w:p>
     <w:p>
@@ -235,12 +91,30 @@
         <w:pStyle w:val="Heading1"/>
       </w:pPr>
       <w:r>
-        <w:t>Fridlysta arter</w:t>
+        <w:t>Naturvårdsarter</w:t>
       </w:r>
     </w:p>
     <w:p>
       <w:r>
-        <w:t>Följande fridlysta arter har sina livsmiljöer och växtplatser i den avverkningsanmälda skogen: spillkråka (NT, §4), grön sköldmossa (S, §8) och revlummer (§9).</w:t>
+        <w:t>I och inom 6 meter från avverkningsanmälan har följande 14 naturvårdsarter hittats: vedtrappmossa (NT, T), björksplintborre (S), blodticka (S, T), bronshjon (S, T), grovticka (S, T), grön sköldmossa (S, T, §8), grönpyrola (S, T), mindre märgborre (S, T), västlig hakmossa (S), vågbandad barkbock (S), blåsippa (T, §9), kransmossa (T), spillkråka (T, §4) och revlummer (§9). Av dessa är 1 rödlistade. För rödlistade arter har rödlistekategorin angivits inom parentes. Arter som är signalarter enligt Skogsstyrelsen har markerats med (S). Typiska arter inom Natura 2000 som är kopplade till skogsekosystem har markerats med (T). För fridlysta arter anges även paragrafen i Artskyddsförordningen som arten är fridlyst enligt.</w:t>
+      </w:r>
+    </w:p>
+    <w:p>
+      <w:r>
+        <w:t>De påträffade naturvårdsarterna är ett tydligt kvitto på att det rör sig om en skog med höga naturvärden.</w:t>
+      </w:r>
+    </w:p>
+    <w:p>
+      <w:pPr>
+        <w:pStyle w:val="Heading2"/>
+      </w:pPr>
+      <w:r>
+        <w:t>Fridlysta arter</w:t>
+      </w:r>
+    </w:p>
+    <w:p>
+      <w:r>
+        <w:t>Följande fridlysta arter har sina livsmiljöer och växtplatser i den avverkningsanmälda skogen: grön sköldmossa (S, T, §8), blåsippa (T, §9), spillkråka (T, §4) och revlummer (§9).</w:t>
       </w:r>
     </w:p>
     <w:p>
@@ -262,6 +136,35 @@
         <w:rPr>
           <w:b/>
         </w:rPr>
+        <w:t>Blåsippa (§9)</w:t>
+      </w:r>
+      <w:r>
+        <w:t xml:space="preserve"> är typisk art för </w:t>
+      </w:r>
+      <w:r>
+        <w:rPr>
+          <w:i/>
+        </w:rPr>
+        <w:t>9050 Näringsrik granskog, 9020 Nordlig ädellövskog</w:t>
+      </w:r>
+      <w:r>
+        <w:t xml:space="preserve"> och </w:t>
+      </w:r>
+      <w:r>
+        <w:rPr>
+          <w:i/>
+        </w:rPr>
+        <w:t>8240 Karsthällmarker</w:t>
+      </w:r>
+      <w:r>
+        <w:t xml:space="preserve"> (SLU Artdatabanken, 2025).</w:t>
+      </w:r>
+    </w:p>
+    <w:p>
+      <w:r>
+        <w:rPr>
+          <w:b/>
+        </w:rPr>
         <w:t>Grön sköldmossa (§8)</w:t>
       </w:r>
       <w:r>
@@ -318,6 +221,275 @@
     <w:p>
       <w:r>
         <w:t>I BILAGA 1 finns mer detaljerad information om ekologi samt krav på livsmiljö hos fridlysta arter.</w:t>
+      </w:r>
+    </w:p>
+    <w:p>
+      <w:pPr>
+        <w:pStyle w:val="Heading2"/>
+      </w:pPr>
+      <w:r>
+        <w:t>Övriga naturvårdsarter</w:t>
+      </w:r>
+    </w:p>
+    <w:p>
+      <w:r>
+        <w:rPr>
+          <w:b/>
+        </w:rPr>
+        <w:t xml:space="preserve">Björksplintborre </w:t>
+      </w:r>
+      <w:r>
+        <w:t>är en skalbagge vars larvutveckling sker i bark på nyligen döda björkar, både stående träd och vindfällen. En prydlig rad med runda ventilationshål i barken ovanför modergången är synnerligen karaktäristiskt. Arten är knuten till lövrika blandskogar med en hög andel gamla träd, och starkt gynnad av naturliga störningar som torka, översvämningar, brand och stormfällningar. Talrika gnagspår kan tyda på biotoper med höga naturvärden, exempelvis för ovanliga hackspettar och andra, mer sällsynta vedinsekter. Larverna är omtyckt hackspettsföda (SLU Artdatabanken, 2025).</w:t>
+      </w:r>
+    </w:p>
+    <w:p>
+      <w:r>
+        <w:rPr>
+          <w:b/>
+        </w:rPr>
+        <w:t xml:space="preserve">Blodticka </w:t>
+      </w:r>
+      <w:r>
+        <w:t xml:space="preserve">är i norra Sverige främst knuten till grova granlågor i urskogsartad barrskog, men förekommer ibland även på klenare granar i anslutning till bäckar och sumpskogar. Den är en bra indikator på granskogar med höga naturvärden och oftast förekommer den tillsammans med ett stort antal ovanliga och rödlistade arter. I södra Sverige växer den framför allt på tall och har då ett lägre signalvärde. Blodticka är typisk art för </w:t>
+      </w:r>
+      <w:r>
+        <w:rPr>
+          <w:i/>
+        </w:rPr>
+        <w:t>9030 Landhöjningsskog</w:t>
+      </w:r>
+      <w:r>
+        <w:t xml:space="preserve"> (SLU Artdatabanken, 2025; Nitare &amp; Skogsstyrelsen, 2019).</w:t>
+      </w:r>
+    </w:p>
+    <w:p>
+      <w:r>
+        <w:rPr>
+          <w:b/>
+        </w:rPr>
+        <w:t>Bronshjon</w:t>
+      </w:r>
+      <w:r>
+        <w:t xml:space="preserve"> är en skalbagge vars larvutveckling sker under grov bark på stammar av döda eller döende barrträd, främst gran, i mindre omfattning tall. Arten är knuten till äldre, naturskogslik granskog med inslag av torkande träd. Bronshjon är typisk art för </w:t>
+      </w:r>
+      <w:r>
+        <w:rPr>
+          <w:i/>
+        </w:rPr>
+        <w:t>9010 Taiga</w:t>
+      </w:r>
+      <w:r>
+        <w:t xml:space="preserve"> (SLU Artdatabanken, 2025).</w:t>
+      </w:r>
+    </w:p>
+    <w:p>
+      <w:r>
+        <w:rPr>
+          <w:b/>
+        </w:rPr>
+        <w:t>Grovticka</w:t>
+      </w:r>
+      <w:r>
+        <w:t xml:space="preserve"> är i skogslandskapet främst knuten till naturskogsartad äldre barrskog. Den är där en värdefull ”gammelskogsindikator” och påträffas mest vid tallar som är över 200 år gamla.  Grovticka är typisk art för </w:t>
+      </w:r>
+      <w:r>
+        <w:rPr>
+          <w:i/>
+        </w:rPr>
+        <w:t xml:space="preserve">9060 Åsbarrskog </w:t>
+      </w:r>
+      <w:r>
+        <w:t>(Nitare &amp; Skogsstyrelsen, 2019; SLU Artdatabanken, 2025).</w:t>
+      </w:r>
+    </w:p>
+    <w:p>
+      <w:r>
+        <w:rPr>
+          <w:b/>
+        </w:rPr>
+        <w:t xml:space="preserve">Grönpyrola </w:t>
+      </w:r>
+      <w:r>
+        <w:t xml:space="preserve">växer främst på sandig, torr eller frisk mark i äldre barrskog, ofta på isälvsmaterial såsom sand och grus. Den påträffas främst i äldre naturligt uppkomna barrskogar, exempelvis på tallmoar, i åssluttningar, dyner och rasbranter. Arten är känslig för skogsbruksmetoder såsom slutavverkning och markberedning. Grönpyrola är typisk art för </w:t>
+      </w:r>
+      <w:r>
+        <w:rPr>
+          <w:i/>
+        </w:rPr>
+        <w:t>9010 Taiga, 9060 Åsbarrskog</w:t>
+      </w:r>
+      <w:r>
+        <w:t xml:space="preserve"> och</w:t>
+      </w:r>
+      <w:r>
+        <w:rPr>
+          <w:i/>
+        </w:rPr>
+        <w:t xml:space="preserve"> 1610 Åsöar i Östersjön </w:t>
+      </w:r>
+      <w:r>
+        <w:t>(Nitare &amp; Skogsstyrelsen, 2019; SLU Artdatabanken, 2025).</w:t>
+      </w:r>
+    </w:p>
+    <w:p>
+      <w:r>
+        <w:rPr>
+          <w:b/>
+        </w:rPr>
+        <w:t>Kransmossa</w:t>
+      </w:r>
+      <w:r>
+        <w:t xml:space="preserve"> är typisk art för </w:t>
+      </w:r>
+      <w:r>
+        <w:rPr>
+          <w:i/>
+        </w:rPr>
+        <w:t xml:space="preserve">9050 Näringsrik granskog </w:t>
+      </w:r>
+      <w:r>
+        <w:t xml:space="preserve">och </w:t>
+      </w:r>
+      <w:r>
+        <w:rPr>
+          <w:i/>
+        </w:rPr>
+        <w:t xml:space="preserve">6170 Alpina kalkgräsmarker </w:t>
+      </w:r>
+      <w:r>
+        <w:t>(SLU Artdatabanken, 2025).</w:t>
+      </w:r>
+    </w:p>
+    <w:p>
+      <w:r>
+        <w:rPr>
+          <w:b/>
+        </w:rPr>
+        <w:t>Mindre märgborre</w:t>
+      </w:r>
+      <w:r>
+        <w:t xml:space="preserve"> är en signalart för tallskog med höga naturvärden och betraktas tillsammans med skarptandad barkborre som nyckelarter för ett antal sällsynta åtgärdsprogramsarter som är beroende av deras gångsystem. Bland dessa kan nämnas avlång barkborre (VU), </w:t>
+      </w:r>
+      <w:r>
+        <w:rPr>
+          <w:i/>
+        </w:rPr>
+        <w:t>Corticeus longulus</w:t>
+      </w:r>
+      <w:r>
+        <w:t xml:space="preserve"> (VU), tallgångbagge (VU), cholodkovskys bastborre (NT) och tallbarksvartbagge (NT). Den mindre märgborrens måsvingeliknande gnaggångar är lätta att känna igen och hittas ofta på grova tallgrenar på marken. Rika förekomster av främst mindre märgborre men även skarptandad barkborre är en signal för artrikedom och inventeringar har visat att det är i skogar med en naturlig självgallring som det skapas förutsättningar för dessa arter samt de efterföljande åtgärdsprogramsarterna. Tallskogar med stark förekomst av mindre märgborre och skarptandad barkborre bör avsättas som reservat. Generellt bör hänsyn tas vid slutavverkning av talldominerad skog så att avverkningsrester som gren- och toppdelar lämnas. Mindre märgborre är typisk art för </w:t>
+      </w:r>
+      <w:r>
+        <w:rPr>
+          <w:i/>
+        </w:rPr>
+        <w:t>9060 Åsbarrskog</w:t>
+      </w:r>
+      <w:r>
+        <w:t xml:space="preserve"> (SLU Artdatabanken, 2026; Pettersson, 2014; Hedgren, 2012; Gunnarsson m fl., 1999).</w:t>
+      </w:r>
+    </w:p>
+    <w:p>
+      <w:r>
+        <w:rPr>
+          <w:b/>
+        </w:rPr>
+        <w:t xml:space="preserve">Vedtrappmossa (NT) </w:t>
+      </w:r>
+      <w:r>
+        <w:t xml:space="preserve">växer på död ved, främst i gammal granskog. Den förekommer knappast alls i fjällnära barrskogar utan finns i skogslandskapet nedom fjällen och framför allt i landets södra delar är den en mycket bra signalart för barrnaturskog med höga naturvärden. Skogsavverkning och brist på grov död ved i skogen är de allvarligaste hoten och den överlever inte kalhyggesbruk. Lokaler med sluten granskog, tillräckligt stora för att säkerställa ett kontinuerligt tillskott på grova lågor, bör undantas från storskaligt skogsbruk. Vedtrappmossa är typisk art för </w:t>
+      </w:r>
+      <w:r>
+        <w:rPr>
+          <w:i/>
+        </w:rPr>
+        <w:t>9010 Taiga</w:t>
+      </w:r>
+      <w:r>
+        <w:t xml:space="preserve"> (SLU Artdatabanken, 2024).</w:t>
+      </w:r>
+    </w:p>
+    <w:p>
+      <w:r>
+        <w:rPr>
+          <w:b/>
+        </w:rPr>
+        <w:t xml:space="preserve">Vågbandad barkbock </w:t>
+      </w:r>
+      <w:r>
+        <w:t>är en långhorning vars larvutveckling sker under bark på nyligen döda stående barrträd, främst gran, mer undantagsvis på tall. Främst i stående träd, särskilt gamla, långsamvuxna granar med grov bark, även i grövre grenar, stubbar eller vindfällen. Arten är starkt knuten till naturskogsliknande granskogar, och gynnas av extrema torrsomrar som försvagar träden. Arten påverkas negativt av brist på kontinuitetsskog och en minskning av populationen pågår eller förväntas ske (SLU Artdatabanken, 2025).</w:t>
+      </w:r>
+    </w:p>
+    <w:p>
+      <w:pPr>
+        <w:pStyle w:val="Heading1"/>
+      </w:pPr>
+      <w:r>
+        <w:t>Typiska arter och EU:s art- och habitatdirektiv</w:t>
+      </w:r>
+    </w:p>
+    <w:p>
+      <w:r>
+        <w:t>Typiska arter används för att lokalisera områden med gynnsam bevarandestatus för de naturtyper som är listade i EU:s art- och habitatdirektiv. Ett exempel är Västlig taiga (EU-kod 9010) som saknar gynnsam bevarandestatus och minskar starkt som naturtyp i Sverige. Naturvårdsverket skriver i sin vägledning för Västlig taiga att dylika miljöer förutsätter normalt att skogarna skyddas långsiktigt, eftersom skogsbruk inte är förenligt med bevarande av naturtypen i gynnsamt tillstånd (Naturvårdsverket, 2011).</w:t>
+      </w:r>
+    </w:p>
+    <w:p>
+      <w:r>
+        <w:t>Följande typiska arter har sina livsmiljöer och växtplatser i den avverkningsanmälda skogen: vedtrappmossa (NT, T), blodticka (S, T), bronshjon (S, T), grovticka (S, T), grön sköldmossa (S, T, §8), grönpyrola (S, T), mindre märgborre (S, T), blåsippa (T, §9), kransmossa (T) och spillkråka (T, §4).</w:t>
+      </w:r>
+    </w:p>
+    <w:p>
+      <w:r>
+        <w:t>Enligt Sveriges Artikel 17 rapportering 2013 och 2019 till EU, har naturtypen Västlig taiga (9010) dålig bevarandestatus med negativ trend inom Sveriges boreala region. Skogsbruksåtgärder som avverkning, röjning och gallring pekas ut som några av de främst bidragande orsakerna till naturtypens dåliga status och negativa trend (SLU Artdatabanken, 2019). I EU:s uppföljning av tillståndet för naturtyperna i Skandinavien 2013 – 2018 framgår det att i den boreala regionen är tillståndet så dåligt för Västlig taiga (9010) att habitatet löper allvarlig risk att försvinna regionalt (EEA, 2022). Det allvarliga läget för den biologiska mångfalden i skogen framhålls även i Skogsstyren rapport 2026/07:</w:t>
+      </w:r>
+    </w:p>
+    <w:p>
+      <w:r>
+        <w:rPr>
+          <w:i/>
+        </w:rPr>
+        <w:t>"All avverkning av kända skogliga värdekärnor och sannolika kontinuitetsskogar behöver upphöra för att fylla bristen om 1,56 miljoner hektar bevarad livsmiljötyp. På grund av begränsade kvarvarande arealer av värdekärnor, naturskogar och kontinuitetsskogar leder fortsatt förlust av dessa till en påtaglig risk för långsiktigt negativa effekter för biologisk mångfald i skogslandskapet. Att de återstående arealerna bevaras och ges ett långsiktigt skydd bedöms därför vara av avgörande betydelse."</w:t>
+      </w:r>
+      <w:r>
+        <w:t xml:space="preserve"> (Skogsstyrelsen, 2026).</w:t>
+      </w:r>
+    </w:p>
+    <w:p>
+      <w:r>
+        <w:t>Trots detta har statusen för Västlig taiga ändrats till otillräcklig i stället för dålig i den senaste Artikel 17 rapporteringen 2025. Av Naturvårdsverkets rapport framgår det dock att de ändrade statusbedömningarna jämfört med rapporteringen 2019 inte beror på faktiska miljöförändringar. Ändringarna är av teknisk karaktär och främst en följd av resultaten från genomförda regeringsuppdrag och beslut inför rapporteringen 2025. Det är alltså politisk styrning i stället för faktiska förhållanden i naturen som ändrat på naturtypernas status i rapporteringen, vilket rimmar dåligt med såväl art- och habitatdirektivets syften och mål som med naturrestaureringsförordningen. I praktiken har dock Sveriges nya sätt att rapportera bevarandestatus till EU inte någon betydelse eftersom Naturvårdsverkets rapportering 2025 visar att Västlig taiga</w:t>
+      </w:r>
+      <w:r>
+        <w:rPr>
+          <w:b/>
+        </w:rPr>
+        <w:t xml:space="preserve"> </w:t>
+      </w:r>
+      <w:r>
+        <w:t>inte har gynnsam bevarandestatus.</w:t>
+      </w:r>
+    </w:p>
+    <w:p>
+      <w:r>
+        <w:t>Åtgärder som vidtas i enlighet med art- och habitatdirektivet ska enligt Artikel 2 syfta till att bibehålla eller återställa en gynnsam bevarandestatus hos livsmiljöer samt arter och vilda djur och växter av gemenskapsintresse. Enligt prejudikat från EU-domstolen ska en skogsbruksverksamhet utföras på ett sådant sätt som utgör ett förebyggande och hållbart skogsbruk för att betraktas som förenlig med bevarandekraven i direktivet (se EU-domstolens dom i de förenade målen C 473-19 och C 474-19).</w:t>
+      </w:r>
+    </w:p>
+    <w:p>
+      <w:r>
+        <w:t xml:space="preserve">Av artikel 1.e samma direktiv framgår att en livsmiljös bevarandestatus anses " gynnsam" när — dess naturliga utbredningsområde och de ytor den täcker inom detta område är stabila eller ökande, och — den särskilda struktur och de särskilda funktioner som är nödvändiga för att den skall kunna bibehållas på lång sikt finns, och sannolikt kommer att finnas under en överskådlig framtid, och — bevarandestatusen hos dess </w:t>
+      </w:r>
+      <w:r>
+        <w:rPr>
+          <w:b/>
+        </w:rPr>
+        <w:t>typiska arter</w:t>
+      </w:r>
+      <w:r>
+        <w:t xml:space="preserve"> är gynnsam enligt definitionen i artikel 1.i.</w:t>
+      </w:r>
+    </w:p>
+    <w:p>
+      <w:r>
+        <w:t>EU-direktiv är bindande för EU:s medlemsländer varvid det ankommer på Skogsstyrelsen som nationell tillsynsmyndighet att beakta syftet med EU:s art- och habitatdirektiv vid prövningen av en skogsbruksverksamhet, se Rådets direktiv 92/43/EEG. Se ytterligare information om EU:s livsmiljödirektiv i bilaga 2.</w:t>
       </w:r>
     </w:p>
     <w:p>
@@ -788,6 +960,254 @@
       </w:r>
       <w:r>
         <w:t>SLU Artdatabanken, Uppsala.</w:t>
+      </w:r>
+    </w:p>
+    <w:p>
+      <w:r>
+        <w:br w:type="page"/>
+      </w:r>
+    </w:p>
+    <w:p>
+      <w:pPr>
+        <w:pStyle w:val="Title"/>
+      </w:pPr>
+      <w:r>
+        <w:t>BILAGA 2 – EU:s art- och habitatdirektiv, fågeldirektiv och naturrestaureringsförordning</w:t>
+      </w:r>
+    </w:p>
+    <w:p>
+      <w:pPr>
+        <w:pStyle w:val="Heading2"/>
+      </w:pPr>
+      <w:r>
+        <w:t>Förenlighet med EU-direktiv</w:t>
+      </w:r>
+    </w:p>
+    <w:p>
+      <w:r>
+        <w:t>EU-direktiv är bindande för EU:s medlemsländer varvid det ankommer på Skogsstyrelsen som nationell tillsynsmyndighet att beakta syftet med EU:s art- och habitatdirektiv respektive fågeldirektiv vid prövningen av en skogsbruksverksamhet, se Rådets direktiv 92/43/EEG samt 2009/147/EG. Nationella regler som omfattas av ett EU-direktiv ska enligt fast rättspraxis tolkas i enlighet med direktivet, vilket medför en skyldighet för myndigheten att tolka bestämmelser i nationell rätt i ljuset av direktivets ordalydelse, sammanhang och de mål som eftersträvas med direktivet (se EU-domstolens dom i mål C 477/19).</w:t>
+      </w:r>
+    </w:p>
+    <w:p>
+      <w:r>
+        <w:t>EU:s medlemsstater åläggs i Artikel 3 i fågeldirektivet generella skyldigheter avseende skydd, bevarande och återställande av tillräckligt stora och varierande livsmiljöer för de fågelarter som omfattas av direktivet. Medlemsstaterna ska vidta de åtgärder som är nödvändiga för att bibehålla populationen av fågelarterna på en nivå som svarar särskilt mot ekologiska, vetenskapliga och kulturella behov, eller återupprätta populationen av dessa arter till en sådan nivå (se Europaparlamentets och rådets direktiv 2009/147/EG).</w:t>
+      </w:r>
+    </w:p>
+    <w:p>
+      <w:r>
+        <w:t>Åtgärder som vidtas i enlighet med art- och habitatdirektivet (92/43/EEG) ska enligt Artikel 2 syfta till att bibehålla eller återställa en gynnsam bevarandestatus hos livsmiljöer samt arter och vilda djur och växter av gemenskapsintresse. Enligt prejudikat från EU-domstolen ska en skogsbruksverksamhet utföras på ett sådant sätt som utgör ett förebyggande och hållbart skogsbruk för att betraktas som förenlig med bevarandekraven i direktivet (se EU-domstolens dom i de förenade målen C 473-19 och C 474-19).</w:t>
+      </w:r>
+    </w:p>
+    <w:p>
+      <w:r>
+        <w:t xml:space="preserve">Av artikel 1.e samma direktiv framgår att en livsmiljös bevarandestatus anses " gynnsam" när — dess naturliga utbredningsområde och de ytor den täcker inom detta område är stabila eller ökande, och — den särskilda struktur och de särskilda funktioner som är nödvändiga för att den skall kunna bibehållas på lång sikt finns, och sannolikt kommer att finnas under en överskådlig framtid, och — bevarandestatusen hos dess </w:t>
+      </w:r>
+      <w:r>
+        <w:rPr>
+          <w:b/>
+        </w:rPr>
+        <w:t>typiska arter</w:t>
+      </w:r>
+      <w:r>
+        <w:t xml:space="preserve"> är gynnsam enligt definitionen i artikel 1.i. Typiska arter används för att lokalisera områden med gynnsam bevarandestatus för de naturtyper som ingår i EU:s art- och habitatdirektiv.</w:t>
+      </w:r>
+    </w:p>
+    <w:p>
+      <w:r>
+        <w:t>Västlig taiga (EU-kod 9010) saknar gynnsam bevarandestatus och minskar starkt som naturtyp i Sverige. Naturvårdsverket skriver i sin vägledning för västlig taiga att dylika miljöer förutsätter normalt att skogarna skyddas långsiktigt, eftersom skogsbruk inte är förenligt med bevarande av naturtypen i gynnsamt tillstånd (Naturvårdsverket, 2011). Enligt Sveriges Artikel 17 rapportering 2013 och 2019 till EU, har naturtypen Västlig taiga (9010) dålig bevarandestatus med negativ trend inom Sveriges boreala region. Skogsbruksåtgärder som avverkning, röjning och gallring pekas ut som några av de främst bidragande orsakerna till naturtypens dåliga status och negativa trend (SLU Artdatabanken, 2019). I EU:s uppföljning av tillståndet för naturtyperna i Skandinavien 2013 – 2018 framgår det att i den boreala regionen är tillståndet så dåligt för Västlig taiga (9010) att habitatet löper allvarlig risk att försvinna regionalt (EEA, 2022). Det allvarliga läget för den biologiska mångfalden i skogen framhålls även i Skogsstyren rapport 2026/07:</w:t>
+      </w:r>
+    </w:p>
+    <w:p>
+      <w:r>
+        <w:rPr>
+          <w:i/>
+        </w:rPr>
+        <w:t>"All avverkning av kända skogliga värdekärnor och sannolika kontinuitetsskogar behöver upphöra för att fylla bristen om 1,56 miljoner hektar bevarad livsmiljötyp. På grund av begränsade kvarvarande arealer av värdekärnor, naturskogar och kontinuitetsskogar leder fortsatt förlust av dessa till en påtaglig risk för långsiktigt negativa effekter för biologisk mångfald i skogslandskapet. Att de återstående arealerna bevaras och ges ett långsiktigt skydd bedöms därför vara av avgörande betydelse."</w:t>
+      </w:r>
+      <w:r>
+        <w:t xml:space="preserve"> (Skogsstyrelsen, 2026).</w:t>
+      </w:r>
+    </w:p>
+    <w:p>
+      <w:pPr>
+        <w:pStyle w:val="Caption"/>
+      </w:pPr>
+      <w:r>
+        <w:drawing>
+          <wp:inline xmlns:a="http://schemas.openxmlformats.org/drawingml/2006/main" xmlns:pic="http://schemas.openxmlformats.org/drawingml/2006/picture">
+            <wp:extent cx="5486400" cy="2905862"/>
+            <wp:docPr id="2" name="Picture 2"/>
+            <wp:cNvGraphicFramePr>
+              <a:graphicFrameLocks noChangeAspect="1"/>
+            </wp:cNvGraphicFramePr>
+            <a:graphic>
+              <a:graphicData uri="http://schemas.openxmlformats.org/drawingml/2006/picture">
+                <pic:pic>
+                  <pic:nvPicPr>
+                    <pic:cNvPr id="0" name="uppföljning av västlig taiga.jpeg"/>
+                    <pic:cNvPicPr/>
+                  </pic:nvPicPr>
+                  <pic:blipFill>
+                    <a:blip r:embed="rId17"/>
+                    <a:stretch>
+                      <a:fillRect/>
+                    </a:stretch>
+                  </pic:blipFill>
+                  <pic:spPr>
+                    <a:xfrm>
+                      <a:off x="0" y="0"/>
+                      <a:ext cx="5486400" cy="2905862"/>
+                    </a:xfrm>
+                    <a:prstGeom prst="rect"/>
+                  </pic:spPr>
+                </pic:pic>
+              </a:graphicData>
+            </a:graphic>
+          </wp:inline>
+        </w:drawing>
+      </w:r>
+    </w:p>
+    <w:p>
+      <w:pPr>
+        <w:pStyle w:val="Caption"/>
+      </w:pPr>
+      <w:r>
+        <w:t>EU:s uppföljning av tillståndet för naturtypen Västlig taiga 9010 i Skandinavien 2013 - 2018. Av kartan framgår det att i den boreala regionen är tillståndet så dåligt (röd färg) att habitatet löper allvarlig risk att försvinna regionalt. Källa: European Environment Agency. https:// eunis.eea.europoa.eu/habitats/10176.</w:t>
+      </w:r>
+    </w:p>
+    <w:p>
+      <w:r>
+        <w:t>Trots det allvarliga läget har statusen för Västlig taiga ändrats till otillräcklig i stället för dålig i den senaste Artikel 17 rapporteringen 2025. Av Naturvårdsverkets rapport framgår det dock att de ändrade statusbedömningarna jämfört med rapporteringen 2019 inte beror på faktiska miljöförändringar. Ändringarna är av teknisk karaktär och främst en följd av resultaten från genomförda regeringsuppdrag och beslut inför rapporteringen 2025. Det är alltså politisk styrning i stället för faktiska förhållanden i naturen som ändrat på naturtypernas status i rapporteringen, vilket rimmar dåligt med såväl art- och habitatdirektivets syften och mål som med naturrestaureringsförordningen. I praktiken har dock Sveriges nya sätt att rapportera bevarandestatus till EU inte någon betydelse eftersom Naturvårdsverkets rapportering 2025 visar att Västlig taiga inte har gynnsam bevarandestatus.</w:t>
+      </w:r>
+    </w:p>
+    <w:p>
+      <w:pPr>
+        <w:pStyle w:val="Heading2"/>
+      </w:pPr>
+      <w:r>
+        <w:t>EU:s naturrestaureringsförordning</w:t>
+      </w:r>
+    </w:p>
+    <w:p>
+      <w:r>
+        <w:t>Enligt EU:s naturrestaureringsförordning (EU 2024/1991) ska minst 20 % av landområden och minst 20 % av havsarealen vara restaurerad senast 2030, samt alla ekosystem som är i behov av restaurering senast 2050. Det framgår också av förordningen att det är viktigt att livsmiljötyperna inte försämras innan eller efter att restaureringar genomförts, se exempelvis punkt 37 förordningen.</w:t>
+      </w:r>
+    </w:p>
+    <w:p>
+      <w:r>
+        <w:t>”</w:t>
+      </w:r>
+      <w:r>
+        <w:rPr>
+          <w:i/>
+        </w:rPr>
+        <w:t>Det är viktigt att medlemsstaterna vidtar åtgärder som syftar till att säkerställa att tillståndet för områden som täcks av livsmiljötyper som omfattas av denna förordning och som omfattas av restaureringsåtgärder uppvisar en kontinuerlig förbättring till dess att de uppnår ett gott tillstånd, och att medlemsstaterna vidtar åtgärder som syftar till att säkerställa att dessa livsmiljötyper, när de har uppnått ett gott tillstånd, inte försämras avsevärt, så att det långsiktiga bibehållandet eller uppnåendet av gott tillstånd inte äventyras. (..) Det är också viktigt att medlemsstaterna anstränger sig för att förhindra avsevärd försämring av områden som täcks av sådana livsmiljötyper som antingen redan är i gott skick eller som inte är i gott skick men ännu inte omfattas av restaureringsåtgärder.”</w:t>
+      </w:r>
+    </w:p>
+    <w:p>
+      <w:r>
+        <w:rPr>
+          <w:b/>
+          <w:i/>
+        </w:rPr>
+        <w:t>Artikel 4(12):</w:t>
+      </w:r>
+    </w:p>
+    <w:p>
+      <w:r>
+        <w:rPr>
+          <w:i/>
+        </w:rPr>
+        <w:t>Utan att det påverkar tillämpningen av direktiv 92/43/EEG ska medlemsstaterna, senast den dag då deras nationella restaureringsplaner offentliggörs i enlighet med artikel 17.6 i denna förordning, eftersträva att genomföra de åtgärder som krävs för att förhindra avsevärd försämring av områden där de livsmiljötyper som förtecknas i bilaga I till denna förordning förekommer och som är i gott tillstånd eller som krävs för att uppnå de restaureringsmål som anges i punkt 17 i den här artikeln.</w:t>
+      </w:r>
+    </w:p>
+    <w:p>
+      <w:r>
+        <w:rPr>
+          <w:b/>
+          <w:i/>
+        </w:rPr>
+        <w:t>Artikel 4 (17).   Medlemsstaterna ska säkerställa</w:t>
+      </w:r>
+    </w:p>
+    <w:p>
+      <w:r>
+        <w:rPr>
+          <w:i/>
+        </w:rPr>
+        <w:t>a) en ökning av arealen i gott tillstånd för de livsmiljötyper som förtecknas i bilaga I till dess att minst 90 % är i gott tillstånd och till dess att den gynnsamma referensarealen för varje livsmiljötyp i varje biogeografisk region inom den berörda medlemsstaten har uppnåtts.</w:t>
+      </w:r>
+    </w:p>
+    <w:p>
+      <w:r>
+        <w:t>Referenser</w:t>
+      </w:r>
+    </w:p>
+    <w:p>
+      <w:r>
+        <w:t xml:space="preserve">EEA European Environment Agency, 2022. </w:t>
+      </w:r>
+      <w:r>
+        <w:rPr>
+          <w:i/>
+        </w:rPr>
+        <w:t xml:space="preserve">Western taiga – Conservation status 2013-2018. </w:t>
+      </w:r>
+      <w:r>
+        <w:t>https:// eunis.eea.europoa.eu/habitats/10176.</w:t>
+      </w:r>
+    </w:p>
+    <w:p>
+      <w:r>
+        <w:t>EU-domstolens dom av den 2 juli 2020 i målet C 477/19 (Europeisk hamster) p. 23.</w:t>
+      </w:r>
+    </w:p>
+    <w:p>
+      <w:r>
+        <w:t>EU-domstolens dom av den 4 mars 2021 i de förenade målen C 473-19 och C 474-19 (Skydda skogen) p. 70 och 76.</w:t>
+      </w:r>
+    </w:p>
+    <w:p>
+      <w:r>
+        <w:t>Europaparlamentets och rådets direktiv 2009/147/EG av den 30 november 2009 om bevarande av vilda fåglar.</w:t>
+      </w:r>
+    </w:p>
+    <w:p>
+      <w:r>
+        <w:t>EUROPAPARLAMENTETS OCH RÅDETS FÖRORDNING (EU) 2024/1991 av den 24 juni 2024 om restaurering av natur och om ändring av förordning (EU) 2022/869.</w:t>
+      </w:r>
+    </w:p>
+    <w:p>
+      <w:r>
+        <w:t>Rådets direktiv 92/43/EEG av den 21 mj 1992 om bevarande av livsmiljöer samt vilda djur och växter.</w:t>
+      </w:r>
+    </w:p>
+    <w:p>
+      <w:r>
+        <w:t xml:space="preserve">Skogsstyrelsen, 2026. </w:t>
+      </w:r>
+      <w:r>
+        <w:rPr>
+          <w:i/>
+        </w:rPr>
+        <w:t>Biologisk mångfald i skogen.</w:t>
+      </w:r>
+      <w:r>
+        <w:t xml:space="preserve"> Rapport 2026/07.</w:t>
+      </w:r>
+    </w:p>
+    <w:p>
+      <w:r>
+        <w:t xml:space="preserve">SLU Artdatabanken, 2019. </w:t>
+      </w:r>
+      <w:r>
+        <w:rPr>
+          <w:i/>
+        </w:rPr>
+        <w:t>Sveriges arter och naturtyper i EU:s art- och habitatdirektiv.</w:t>
+      </w:r>
+      <w:r>
+        <w:t xml:space="preserve"> Resultat från rapportering 2019 till EU av bevarandestatus 2013-2018.</w:t>
       </w:r>
     </w:p>
     <w:sectPr>
@@ -808,7 +1228,7 @@
 </file>
 
 <file path=word/endnotes.xml><?xml version="1.0" encoding="utf-8"?>
-<w:endnotes xmlns:wpc="http://schemas.microsoft.com/office/word/2010/wordprocessingCanvas" xmlns:cx="http://schemas.microsoft.com/office/drawing/2014/chartex" xmlns:cx1="http://schemas.microsoft.com/office/drawing/2015/9/8/chartex" xmlns:cx2="http://schemas.microsoft.com/office/drawing/2015/10/21/chartex" xmlns:cx3="http://schemas.microsoft.com/office/drawing/2016/5/9/chartex" xmlns:cx4="http://schemas.microsoft.com/office/drawing/2016/5/10/chartex" xmlns:cx5="http://schemas.microsoft.com/office/drawing/2016/5/11/chartex" xmlns:cx6="http://schemas.microsoft.com/office/drawing/2016/5/12/chartex" xmlns:cx7="http://schemas.microsoft.com/office/drawing/2016/5/13/chartex" xmlns:cx8="http://schemas.microsoft.com/office/drawing/2016/5/14/chartex" xmlns:mc="http://schemas.openxmlformats.org/markup-compatibility/2006" xmlns:aink="http://schemas.microsoft.com/office/drawing/2016/ink" xmlns:am3d="http://schemas.microsoft.com/office/drawing/2017/model3d" xmlns:o="urn:schemas-microsoft-com:office:office" xmlns:oel="http://schemas.microsoft.com/office/2019/extlst" xmlns:r="http://schemas.openxmlformats.org/officeDocument/2006/relationships" xmlns:m="http://schemas.openxmlformats.org/officeDocument/2006/math" xmlns:v="urn:schemas-microsoft-com:vml" xmlns:wp14="http://schemas.microsoft.com/office/word/2010/wordprocessingDrawing" xmlns:wp="http://schemas.openxmlformats.org/drawingml/2006/wordprocessingDrawing" xmlns:w10="urn:schemas-microsoft-com:office:word" xmlns:w="http://schemas.openxmlformats.org/wordprocessingml/2006/main" xmlns:w14="http://schemas.microsoft.com/office/word/2010/wordml" xmlns:w15="http://schemas.microsoft.com/office/word/2012/wordml" xmlns:w16cex="http://schemas.microsoft.com/office/word/2018/wordml/cex" xmlns:w16cid="http://schemas.microsoft.com/office/word/2016/wordml/cid" xmlns:w16="http://schemas.microsoft.com/office/word/2018/wordml" xmlns:w16sdtdh="http://schemas.microsoft.com/office/word/2020/wordml/sdtdatahash" xmlns:w16se="http://schemas.microsoft.com/office/word/2015/wordml/symex" xmlns:wpg="http://schemas.microsoft.com/office/word/2010/wordprocessingGroup" xmlns:wpi="http://schemas.microsoft.com/office/word/2010/wordprocessingInk" xmlns:wne="http://schemas.microsoft.com/office/word/2006/wordml" xmlns:wps="http://schemas.microsoft.com/office/word/2010/wordprocessingShape" mc:Ignorable="w14 w15 w16se w16cid w16 w16cex w16sdtdh wp14">
+<w:endnotes xmlns:wpc="http://schemas.microsoft.com/office/word/2010/wordprocessingCanvas" xmlns:cx="http://schemas.microsoft.com/office/drawing/2014/chartex" xmlns:cx1="http://schemas.microsoft.com/office/drawing/2015/9/8/chartex" xmlns:cx2="http://schemas.microsoft.com/office/drawing/2015/10/21/chartex" xmlns:cx3="http://schemas.microsoft.com/office/drawing/2016/5/9/chartex" xmlns:cx4="http://schemas.microsoft.com/office/drawing/2016/5/10/chartex" xmlns:cx5="http://schemas.microsoft.com/office/drawing/2016/5/11/chartex" xmlns:cx6="http://schemas.microsoft.com/office/drawing/2016/5/12/chartex" xmlns:cx7="http://schemas.microsoft.com/office/drawing/2016/5/13/chartex" xmlns:cx8="http://schemas.microsoft.com/office/drawing/2016/5/14/chartex" xmlns:mc="http://schemas.openxmlformats.org/markup-compatibility/2006" xmlns:aink="http://schemas.microsoft.com/office/drawing/2016/ink" xmlns:am3d="http://schemas.microsoft.com/office/drawing/2017/model3d" xmlns:o="urn:schemas-microsoft-com:office:office" xmlns:oel="http://schemas.microsoft.com/office/2019/extlst" xmlns:r="http://schemas.openxmlformats.org/officeDocument/2006/relationships" xmlns:m="http://schemas.openxmlformats.org/officeDocument/2006/math" xmlns:v="urn:schemas-microsoft-com:vml" xmlns:wp14="http://schemas.microsoft.com/office/word/2010/wordprocessingDrawing" xmlns:wp="http://schemas.openxmlformats.org/drawingml/2006/wordprocessingDrawing" xmlns:w10="urn:schemas-microsoft-com:office:word" xmlns:w="http://schemas.openxmlformats.org/wordprocessingml/2006/main" xmlns:w14="http://schemas.microsoft.com/office/word/2010/wordml" xmlns:w15="http://schemas.microsoft.com/office/word/2012/wordml" xmlns:w16cex="http://schemas.microsoft.com/office/word/2018/wordml/cex" xmlns:w16cid="http://schemas.microsoft.com/office/word/2016/wordml/cid" xmlns:w16="http://schemas.microsoft.com/office/word/2018/wordml" xmlns:w16du="http://schemas.microsoft.com/office/word/2023/wordml/word16du" xmlns:w16sdtdh="http://schemas.microsoft.com/office/word/2020/wordml/sdtdatahash" xmlns:w16sdtfl="http://schemas.microsoft.com/office/word/2024/wordml/sdtformatlock" xmlns:w16se="http://schemas.microsoft.com/office/word/2015/wordml/symex" xmlns:wpg="http://schemas.microsoft.com/office/word/2010/wordprocessingGroup" xmlns:wpi="http://schemas.microsoft.com/office/word/2010/wordprocessingInk" xmlns:wne="http://schemas.microsoft.com/office/word/2006/wordml" xmlns:wps="http://schemas.microsoft.com/office/word/2010/wordprocessingShape" mc:Ignorable="w14 w15 w16se w16cid w16 w16cex w16sdtdh w16sdtfl w16du wp14">
   <w:endnote w:type="separator" w:id="-1">
     <w:p>
       <w:pPr>
@@ -833,7 +1253,7 @@
 </file>
 
 <file path=word/footer1.xml><?xml version="1.0" encoding="utf-8"?>
-<w:ftr xmlns:wpc="http://schemas.microsoft.com/office/word/2010/wordprocessingCanvas" xmlns:cx="http://schemas.microsoft.com/office/drawing/2014/chartex" xmlns:cx1="http://schemas.microsoft.com/office/drawing/2015/9/8/chartex" xmlns:cx2="http://schemas.microsoft.com/office/drawing/2015/10/21/chartex" xmlns:cx3="http://schemas.microsoft.com/office/drawing/2016/5/9/chartex" xmlns:cx4="http://schemas.microsoft.com/office/drawing/2016/5/10/chartex" xmlns:cx5="http://schemas.microsoft.com/office/drawing/2016/5/11/chartex" xmlns:cx6="http://schemas.microsoft.com/office/drawing/2016/5/12/chartex" xmlns:cx7="http://schemas.microsoft.com/office/drawing/2016/5/13/chartex" xmlns:cx8="http://schemas.microsoft.com/office/drawing/2016/5/14/chartex" xmlns:mc="http://schemas.openxmlformats.org/markup-compatibility/2006" xmlns:aink="http://schemas.microsoft.com/office/drawing/2016/ink" xmlns:am3d="http://schemas.microsoft.com/office/drawing/2017/model3d" xmlns:o="urn:schemas-microsoft-com:office:office" xmlns:oel="http://schemas.microsoft.com/office/2019/extlst" xmlns:r="http://schemas.openxmlformats.org/officeDocument/2006/relationships" xmlns:m="http://schemas.openxmlformats.org/officeDocument/2006/math" xmlns:v="urn:schemas-microsoft-com:vml" xmlns:wp14="http://schemas.microsoft.com/office/word/2010/wordprocessingDrawing" xmlns:wp="http://schemas.openxmlformats.org/drawingml/2006/wordprocessingDrawing" xmlns:w10="urn:schemas-microsoft-com:office:word" xmlns:w="http://schemas.openxmlformats.org/wordprocessingml/2006/main" xmlns:w14="http://schemas.microsoft.com/office/word/2010/wordml" xmlns:w15="http://schemas.microsoft.com/office/word/2012/wordml" xmlns:w16cex="http://schemas.microsoft.com/office/word/2018/wordml/cex" xmlns:w16cid="http://schemas.microsoft.com/office/word/2016/wordml/cid" xmlns:w16="http://schemas.microsoft.com/office/word/2018/wordml" xmlns:w16sdtdh="http://schemas.microsoft.com/office/word/2020/wordml/sdtdatahash" xmlns:w16se="http://schemas.microsoft.com/office/word/2015/wordml/symex" xmlns:wpg="http://schemas.microsoft.com/office/word/2010/wordprocessingGroup" xmlns:wpi="http://schemas.microsoft.com/office/word/2010/wordprocessingInk" xmlns:wne="http://schemas.microsoft.com/office/word/2006/wordml" xmlns:wps="http://schemas.microsoft.com/office/word/2010/wordprocessingShape" mc:Ignorable="w14 w15 w16se w16cid w16 w16cex w16sdtdh wp14">
+<w:ftr xmlns:wpc="http://schemas.microsoft.com/office/word/2010/wordprocessingCanvas" xmlns:cx="http://schemas.microsoft.com/office/drawing/2014/chartex" xmlns:cx1="http://schemas.microsoft.com/office/drawing/2015/9/8/chartex" xmlns:cx2="http://schemas.microsoft.com/office/drawing/2015/10/21/chartex" xmlns:cx3="http://schemas.microsoft.com/office/drawing/2016/5/9/chartex" xmlns:cx4="http://schemas.microsoft.com/office/drawing/2016/5/10/chartex" xmlns:cx5="http://schemas.microsoft.com/office/drawing/2016/5/11/chartex" xmlns:cx6="http://schemas.microsoft.com/office/drawing/2016/5/12/chartex" xmlns:cx7="http://schemas.microsoft.com/office/drawing/2016/5/13/chartex" xmlns:cx8="http://schemas.microsoft.com/office/drawing/2016/5/14/chartex" xmlns:mc="http://schemas.openxmlformats.org/markup-compatibility/2006" xmlns:aink="http://schemas.microsoft.com/office/drawing/2016/ink" xmlns:am3d="http://schemas.microsoft.com/office/drawing/2017/model3d" xmlns:o="urn:schemas-microsoft-com:office:office" xmlns:oel="http://schemas.microsoft.com/office/2019/extlst" xmlns:r="http://schemas.openxmlformats.org/officeDocument/2006/relationships" xmlns:m="http://schemas.openxmlformats.org/officeDocument/2006/math" xmlns:v="urn:schemas-microsoft-com:vml" xmlns:wp14="http://schemas.microsoft.com/office/word/2010/wordprocessingDrawing" xmlns:wp="http://schemas.openxmlformats.org/drawingml/2006/wordprocessingDrawing" xmlns:w10="urn:schemas-microsoft-com:office:word" xmlns:w="http://schemas.openxmlformats.org/wordprocessingml/2006/main" xmlns:w14="http://schemas.microsoft.com/office/word/2010/wordml" xmlns:w15="http://schemas.microsoft.com/office/word/2012/wordml" xmlns:w16cex="http://schemas.microsoft.com/office/word/2018/wordml/cex" xmlns:w16cid="http://schemas.microsoft.com/office/word/2016/wordml/cid" xmlns:w16="http://schemas.microsoft.com/office/word/2018/wordml" xmlns:w16du="http://schemas.microsoft.com/office/word/2023/wordml/word16du" xmlns:w16sdtdh="http://schemas.microsoft.com/office/word/2020/wordml/sdtdatahash" xmlns:w16sdtfl="http://schemas.microsoft.com/office/word/2024/wordml/sdtformatlock" xmlns:w16se="http://schemas.microsoft.com/office/word/2015/wordml/symex" xmlns:wpg="http://schemas.microsoft.com/office/word/2010/wordprocessingGroup" xmlns:wpi="http://schemas.microsoft.com/office/word/2010/wordprocessingInk" xmlns:wne="http://schemas.microsoft.com/office/word/2006/wordml" xmlns:wps="http://schemas.microsoft.com/office/word/2010/wordprocessingShape" mc:Ignorable="w14 w15 w16se w16cid w16 w16cex w16sdtdh w16sdtfl w16du wp14">
   <w:p>
     <w:pPr>
       <w:pStyle w:val="Footer"/>
@@ -843,7 +1263,7 @@
 </file>
 
 <file path=word/footer2.xml><?xml version="1.0" encoding="utf-8"?>
-<w:ftr xmlns:wpc="http://schemas.microsoft.com/office/word/2010/wordprocessingCanvas" xmlns:cx="http://schemas.microsoft.com/office/drawing/2014/chartex" xmlns:cx1="http://schemas.microsoft.com/office/drawing/2015/9/8/chartex" xmlns:cx2="http://schemas.microsoft.com/office/drawing/2015/10/21/chartex" xmlns:cx3="http://schemas.microsoft.com/office/drawing/2016/5/9/chartex" xmlns:cx4="http://schemas.microsoft.com/office/drawing/2016/5/10/chartex" xmlns:cx5="http://schemas.microsoft.com/office/drawing/2016/5/11/chartex" xmlns:cx6="http://schemas.microsoft.com/office/drawing/2016/5/12/chartex" xmlns:cx7="http://schemas.microsoft.com/office/drawing/2016/5/13/chartex" xmlns:cx8="http://schemas.microsoft.com/office/drawing/2016/5/14/chartex" xmlns:mc="http://schemas.openxmlformats.org/markup-compatibility/2006" xmlns:aink="http://schemas.microsoft.com/office/drawing/2016/ink" xmlns:am3d="http://schemas.microsoft.com/office/drawing/2017/model3d" xmlns:o="urn:schemas-microsoft-com:office:office" xmlns:oel="http://schemas.microsoft.com/office/2019/extlst" xmlns:r="http://schemas.openxmlformats.org/officeDocument/2006/relationships" xmlns:m="http://schemas.openxmlformats.org/officeDocument/2006/math" xmlns:v="urn:schemas-microsoft-com:vml" xmlns:wp14="http://schemas.microsoft.com/office/word/2010/wordprocessingDrawing" xmlns:wp="http://schemas.openxmlformats.org/drawingml/2006/wordprocessingDrawing" xmlns:w10="urn:schemas-microsoft-com:office:word" xmlns:w="http://schemas.openxmlformats.org/wordprocessingml/2006/main" xmlns:w14="http://schemas.microsoft.com/office/word/2010/wordml" xmlns:w15="http://schemas.microsoft.com/office/word/2012/wordml" xmlns:w16cex="http://schemas.microsoft.com/office/word/2018/wordml/cex" xmlns:w16cid="http://schemas.microsoft.com/office/word/2016/wordml/cid" xmlns:w16="http://schemas.microsoft.com/office/word/2018/wordml" xmlns:w16sdtdh="http://schemas.microsoft.com/office/word/2020/wordml/sdtdatahash" xmlns:w16se="http://schemas.microsoft.com/office/word/2015/wordml/symex" xmlns:wpg="http://schemas.microsoft.com/office/word/2010/wordprocessingGroup" xmlns:wpi="http://schemas.microsoft.com/office/word/2010/wordprocessingInk" xmlns:wne="http://schemas.microsoft.com/office/word/2006/wordml" xmlns:wps="http://schemas.microsoft.com/office/word/2010/wordprocessingShape" mc:Ignorable="w14 w15 w16se w16cid w16 w16cex w16sdtdh wp14">
+<w:ftr xmlns:wpc="http://schemas.microsoft.com/office/word/2010/wordprocessingCanvas" xmlns:cx="http://schemas.microsoft.com/office/drawing/2014/chartex" xmlns:cx1="http://schemas.microsoft.com/office/drawing/2015/9/8/chartex" xmlns:cx2="http://schemas.microsoft.com/office/drawing/2015/10/21/chartex" xmlns:cx3="http://schemas.microsoft.com/office/drawing/2016/5/9/chartex" xmlns:cx4="http://schemas.microsoft.com/office/drawing/2016/5/10/chartex" xmlns:cx5="http://schemas.microsoft.com/office/drawing/2016/5/11/chartex" xmlns:cx6="http://schemas.microsoft.com/office/drawing/2016/5/12/chartex" xmlns:cx7="http://schemas.microsoft.com/office/drawing/2016/5/13/chartex" xmlns:cx8="http://schemas.microsoft.com/office/drawing/2016/5/14/chartex" xmlns:mc="http://schemas.openxmlformats.org/markup-compatibility/2006" xmlns:aink="http://schemas.microsoft.com/office/drawing/2016/ink" xmlns:am3d="http://schemas.microsoft.com/office/drawing/2017/model3d" xmlns:o="urn:schemas-microsoft-com:office:office" xmlns:oel="http://schemas.microsoft.com/office/2019/extlst" xmlns:r="http://schemas.openxmlformats.org/officeDocument/2006/relationships" xmlns:m="http://schemas.openxmlformats.org/officeDocument/2006/math" xmlns:v="urn:schemas-microsoft-com:vml" xmlns:wp14="http://schemas.microsoft.com/office/word/2010/wordprocessingDrawing" xmlns:wp="http://schemas.openxmlformats.org/drawingml/2006/wordprocessingDrawing" xmlns:w10="urn:schemas-microsoft-com:office:word" xmlns:w="http://schemas.openxmlformats.org/wordprocessingml/2006/main" xmlns:w14="http://schemas.microsoft.com/office/word/2010/wordml" xmlns:w15="http://schemas.microsoft.com/office/word/2012/wordml" xmlns:w16cex="http://schemas.microsoft.com/office/word/2018/wordml/cex" xmlns:w16cid="http://schemas.microsoft.com/office/word/2016/wordml/cid" xmlns:w16="http://schemas.microsoft.com/office/word/2018/wordml" xmlns:w16du="http://schemas.microsoft.com/office/word/2023/wordml/word16du" xmlns:w16sdtdh="http://schemas.microsoft.com/office/word/2020/wordml/sdtdatahash" xmlns:w16sdtfl="http://schemas.microsoft.com/office/word/2024/wordml/sdtformatlock" xmlns:w16se="http://schemas.microsoft.com/office/word/2015/wordml/symex" xmlns:wpg="http://schemas.microsoft.com/office/word/2010/wordprocessingGroup" xmlns:wpi="http://schemas.microsoft.com/office/word/2010/wordprocessingInk" xmlns:wne="http://schemas.microsoft.com/office/word/2006/wordml" xmlns:wps="http://schemas.microsoft.com/office/word/2010/wordprocessingShape" mc:Ignorable="w14 w15 w16se w16cid w16 w16cex w16sdtdh w16sdtfl w16du wp14">
   <w:p>
     <w:pPr>
       <w:pStyle w:val="Footer"/>
@@ -853,7 +1273,7 @@
 </file>
 
 <file path=word/footer3.xml><?xml version="1.0" encoding="utf-8"?>
-<w:ftr xmlns:wpc="http://schemas.microsoft.com/office/word/2010/wordprocessingCanvas" xmlns:cx="http://schemas.microsoft.com/office/drawing/2014/chartex" xmlns:cx1="http://schemas.microsoft.com/office/drawing/2015/9/8/chartex" xmlns:cx2="http://schemas.microsoft.com/office/drawing/2015/10/21/chartex" xmlns:cx3="http://schemas.microsoft.com/office/drawing/2016/5/9/chartex" xmlns:cx4="http://schemas.microsoft.com/office/drawing/2016/5/10/chartex" xmlns:cx5="http://schemas.microsoft.com/office/drawing/2016/5/11/chartex" xmlns:cx6="http://schemas.microsoft.com/office/drawing/2016/5/12/chartex" xmlns:cx7="http://schemas.microsoft.com/office/drawing/2016/5/13/chartex" xmlns:cx8="http://schemas.microsoft.com/office/drawing/2016/5/14/chartex" xmlns:mc="http://schemas.openxmlformats.org/markup-compatibility/2006" xmlns:aink="http://schemas.microsoft.com/office/drawing/2016/ink" xmlns:am3d="http://schemas.microsoft.com/office/drawing/2017/model3d" xmlns:o="urn:schemas-microsoft-com:office:office" xmlns:oel="http://schemas.microsoft.com/office/2019/extlst" xmlns:r="http://schemas.openxmlformats.org/officeDocument/2006/relationships" xmlns:m="http://schemas.openxmlformats.org/officeDocument/2006/math" xmlns:v="urn:schemas-microsoft-com:vml" xmlns:wp14="http://schemas.microsoft.com/office/word/2010/wordprocessingDrawing" xmlns:wp="http://schemas.openxmlformats.org/drawingml/2006/wordprocessingDrawing" xmlns:w10="urn:schemas-microsoft-com:office:word" xmlns:w="http://schemas.openxmlformats.org/wordprocessingml/2006/main" xmlns:w14="http://schemas.microsoft.com/office/word/2010/wordml" xmlns:w15="http://schemas.microsoft.com/office/word/2012/wordml" xmlns:w16cex="http://schemas.microsoft.com/office/word/2018/wordml/cex" xmlns:w16cid="http://schemas.microsoft.com/office/word/2016/wordml/cid" xmlns:w16="http://schemas.microsoft.com/office/word/2018/wordml" xmlns:w16sdtdh="http://schemas.microsoft.com/office/word/2020/wordml/sdtdatahash" xmlns:w16se="http://schemas.microsoft.com/office/word/2015/wordml/symex" xmlns:wpg="http://schemas.microsoft.com/office/word/2010/wordprocessingGroup" xmlns:wpi="http://schemas.microsoft.com/office/word/2010/wordprocessingInk" xmlns:wne="http://schemas.microsoft.com/office/word/2006/wordml" xmlns:wps="http://schemas.microsoft.com/office/word/2010/wordprocessingShape" mc:Ignorable="w14 w15 w16se w16cid w16 w16cex w16sdtdh wp14">
+<w:ftr xmlns:wpc="http://schemas.microsoft.com/office/word/2010/wordprocessingCanvas" xmlns:cx="http://schemas.microsoft.com/office/drawing/2014/chartex" xmlns:cx1="http://schemas.microsoft.com/office/drawing/2015/9/8/chartex" xmlns:cx2="http://schemas.microsoft.com/office/drawing/2015/10/21/chartex" xmlns:cx3="http://schemas.microsoft.com/office/drawing/2016/5/9/chartex" xmlns:cx4="http://schemas.microsoft.com/office/drawing/2016/5/10/chartex" xmlns:cx5="http://schemas.microsoft.com/office/drawing/2016/5/11/chartex" xmlns:cx6="http://schemas.microsoft.com/office/drawing/2016/5/12/chartex" xmlns:cx7="http://schemas.microsoft.com/office/drawing/2016/5/13/chartex" xmlns:cx8="http://schemas.microsoft.com/office/drawing/2016/5/14/chartex" xmlns:mc="http://schemas.openxmlformats.org/markup-compatibility/2006" xmlns:aink="http://schemas.microsoft.com/office/drawing/2016/ink" xmlns:am3d="http://schemas.microsoft.com/office/drawing/2017/model3d" xmlns:o="urn:schemas-microsoft-com:office:office" xmlns:oel="http://schemas.microsoft.com/office/2019/extlst" xmlns:r="http://schemas.openxmlformats.org/officeDocument/2006/relationships" xmlns:m="http://schemas.openxmlformats.org/officeDocument/2006/math" xmlns:v="urn:schemas-microsoft-com:vml" xmlns:wp14="http://schemas.microsoft.com/office/word/2010/wordprocessingDrawing" xmlns:wp="http://schemas.openxmlformats.org/drawingml/2006/wordprocessingDrawing" xmlns:w10="urn:schemas-microsoft-com:office:word" xmlns:w="http://schemas.openxmlformats.org/wordprocessingml/2006/main" xmlns:w14="http://schemas.microsoft.com/office/word/2010/wordml" xmlns:w15="http://schemas.microsoft.com/office/word/2012/wordml" xmlns:w16cex="http://schemas.microsoft.com/office/word/2018/wordml/cex" xmlns:w16cid="http://schemas.microsoft.com/office/word/2016/wordml/cid" xmlns:w16="http://schemas.microsoft.com/office/word/2018/wordml" xmlns:w16du="http://schemas.microsoft.com/office/word/2023/wordml/word16du" xmlns:w16sdtdh="http://schemas.microsoft.com/office/word/2020/wordml/sdtdatahash" xmlns:w16sdtfl="http://schemas.microsoft.com/office/word/2024/wordml/sdtformatlock" xmlns:w16se="http://schemas.microsoft.com/office/word/2015/wordml/symex" xmlns:wpg="http://schemas.microsoft.com/office/word/2010/wordprocessingGroup" xmlns:wpi="http://schemas.microsoft.com/office/word/2010/wordprocessingInk" xmlns:wne="http://schemas.microsoft.com/office/word/2006/wordml" xmlns:wps="http://schemas.microsoft.com/office/word/2010/wordprocessingShape" mc:Ignorable="w14 w15 w16se w16cid w16 w16cex w16sdtdh w16sdtfl w16du wp14">
   <w:p>
     <w:pPr>
       <w:pStyle w:val="Footer"/>
@@ -863,7 +1283,7 @@
 </file>
 
 <file path=word/footnotes.xml><?xml version="1.0" encoding="utf-8"?>
-<w:footnotes xmlns:wpc="http://schemas.microsoft.com/office/word/2010/wordprocessingCanvas" xmlns:cx="http://schemas.microsoft.com/office/drawing/2014/chartex" xmlns:cx1="http://schemas.microsoft.com/office/drawing/2015/9/8/chartex" xmlns:cx2="http://schemas.microsoft.com/office/drawing/2015/10/21/chartex" xmlns:cx3="http://schemas.microsoft.com/office/drawing/2016/5/9/chartex" xmlns:cx4="http://schemas.microsoft.com/office/drawing/2016/5/10/chartex" xmlns:cx5="http://schemas.microsoft.com/office/drawing/2016/5/11/chartex" xmlns:cx6="http://schemas.microsoft.com/office/drawing/2016/5/12/chartex" xmlns:cx7="http://schemas.microsoft.com/office/drawing/2016/5/13/chartex" xmlns:cx8="http://schemas.microsoft.com/office/drawing/2016/5/14/chartex" xmlns:mc="http://schemas.openxmlformats.org/markup-compatibility/2006" xmlns:aink="http://schemas.microsoft.com/office/drawing/2016/ink" xmlns:am3d="http://schemas.microsoft.com/office/drawing/2017/model3d" xmlns:o="urn:schemas-microsoft-com:office:office" xmlns:oel="http://schemas.microsoft.com/office/2019/extlst" xmlns:r="http://schemas.openxmlformats.org/officeDocument/2006/relationships" xmlns:m="http://schemas.openxmlformats.org/officeDocument/2006/math" xmlns:v="urn:schemas-microsoft-com:vml" xmlns:wp14="http://schemas.microsoft.com/office/word/2010/wordprocessingDrawing" xmlns:wp="http://schemas.openxmlformats.org/drawingml/2006/wordprocessingDrawing" xmlns:w10="urn:schemas-microsoft-com:office:word" xmlns:w="http://schemas.openxmlformats.org/wordprocessingml/2006/main" xmlns:w14="http://schemas.microsoft.com/office/word/2010/wordml" xmlns:w15="http://schemas.microsoft.com/office/word/2012/wordml" xmlns:w16cex="http://schemas.microsoft.com/office/word/2018/wordml/cex" xmlns:w16cid="http://schemas.microsoft.com/office/word/2016/wordml/cid" xmlns:w16="http://schemas.microsoft.com/office/word/2018/wordml" xmlns:w16sdtdh="http://schemas.microsoft.com/office/word/2020/wordml/sdtdatahash" xmlns:w16se="http://schemas.microsoft.com/office/word/2015/wordml/symex" xmlns:wpg="http://schemas.microsoft.com/office/word/2010/wordprocessingGroup" xmlns:wpi="http://schemas.microsoft.com/office/word/2010/wordprocessingInk" xmlns:wne="http://schemas.microsoft.com/office/word/2006/wordml" xmlns:wps="http://schemas.microsoft.com/office/word/2010/wordprocessingShape" mc:Ignorable="w14 w15 w16se w16cid w16 w16cex w16sdtdh wp14">
+<w:footnotes xmlns:wpc="http://schemas.microsoft.com/office/word/2010/wordprocessingCanvas" xmlns:cx="http://schemas.microsoft.com/office/drawing/2014/chartex" xmlns:cx1="http://schemas.microsoft.com/office/drawing/2015/9/8/chartex" xmlns:cx2="http://schemas.microsoft.com/office/drawing/2015/10/21/chartex" xmlns:cx3="http://schemas.microsoft.com/office/drawing/2016/5/9/chartex" xmlns:cx4="http://schemas.microsoft.com/office/drawing/2016/5/10/chartex" xmlns:cx5="http://schemas.microsoft.com/office/drawing/2016/5/11/chartex" xmlns:cx6="http://schemas.microsoft.com/office/drawing/2016/5/12/chartex" xmlns:cx7="http://schemas.microsoft.com/office/drawing/2016/5/13/chartex" xmlns:cx8="http://schemas.microsoft.com/office/drawing/2016/5/14/chartex" xmlns:mc="http://schemas.openxmlformats.org/markup-compatibility/2006" xmlns:aink="http://schemas.microsoft.com/office/drawing/2016/ink" xmlns:am3d="http://schemas.microsoft.com/office/drawing/2017/model3d" xmlns:o="urn:schemas-microsoft-com:office:office" xmlns:oel="http://schemas.microsoft.com/office/2019/extlst" xmlns:r="http://schemas.openxmlformats.org/officeDocument/2006/relationships" xmlns:m="http://schemas.openxmlformats.org/officeDocument/2006/math" xmlns:v="urn:schemas-microsoft-com:vml" xmlns:wp14="http://schemas.microsoft.com/office/word/2010/wordprocessingDrawing" xmlns:wp="http://schemas.openxmlformats.org/drawingml/2006/wordprocessingDrawing" xmlns:w10="urn:schemas-microsoft-com:office:word" xmlns:w="http://schemas.openxmlformats.org/wordprocessingml/2006/main" xmlns:w14="http://schemas.microsoft.com/office/word/2010/wordml" xmlns:w15="http://schemas.microsoft.com/office/word/2012/wordml" xmlns:w16cex="http://schemas.microsoft.com/office/word/2018/wordml/cex" xmlns:w16cid="http://schemas.microsoft.com/office/word/2016/wordml/cid" xmlns:w16="http://schemas.microsoft.com/office/word/2018/wordml" xmlns:w16du="http://schemas.microsoft.com/office/word/2023/wordml/word16du" xmlns:w16sdtdh="http://schemas.microsoft.com/office/word/2020/wordml/sdtdatahash" xmlns:w16sdtfl="http://schemas.microsoft.com/office/word/2024/wordml/sdtformatlock" xmlns:w16se="http://schemas.microsoft.com/office/word/2015/wordml/symex" xmlns:wpg="http://schemas.microsoft.com/office/word/2010/wordprocessingGroup" xmlns:wpi="http://schemas.microsoft.com/office/word/2010/wordprocessingInk" xmlns:wne="http://schemas.microsoft.com/office/word/2006/wordml" xmlns:wps="http://schemas.microsoft.com/office/word/2010/wordprocessingShape" mc:Ignorable="w14 w15 w16se w16cid w16 w16cex w16sdtdh w16sdtfl w16du wp14">
   <w:footnote w:type="separator" w:id="-1">
     <w:p>
       <w:pPr>
@@ -888,7 +1308,7 @@
 </file>
 
 <file path=word/header1.xml><?xml version="1.0" encoding="utf-8"?>
-<w:hdr xmlns:wpc="http://schemas.microsoft.com/office/word/2010/wordprocessingCanvas" xmlns:cx="http://schemas.microsoft.com/office/drawing/2014/chartex" xmlns:cx1="http://schemas.microsoft.com/office/drawing/2015/9/8/chartex" xmlns:cx2="http://schemas.microsoft.com/office/drawing/2015/10/21/chartex" xmlns:cx3="http://schemas.microsoft.com/office/drawing/2016/5/9/chartex" xmlns:cx4="http://schemas.microsoft.com/office/drawing/2016/5/10/chartex" xmlns:cx5="http://schemas.microsoft.com/office/drawing/2016/5/11/chartex" xmlns:cx6="http://schemas.microsoft.com/office/drawing/2016/5/12/chartex" xmlns:cx7="http://schemas.microsoft.com/office/drawing/2016/5/13/chartex" xmlns:cx8="http://schemas.microsoft.com/office/drawing/2016/5/14/chartex" xmlns:mc="http://schemas.openxmlformats.org/markup-compatibility/2006" xmlns:aink="http://schemas.microsoft.com/office/drawing/2016/ink" xmlns:am3d="http://schemas.microsoft.com/office/drawing/2017/model3d" xmlns:o="urn:schemas-microsoft-com:office:office" xmlns:oel="http://schemas.microsoft.com/office/2019/extlst" xmlns:r="http://schemas.openxmlformats.org/officeDocument/2006/relationships" xmlns:m="http://schemas.openxmlformats.org/officeDocument/2006/math" xmlns:v="urn:schemas-microsoft-com:vml" xmlns:wp14="http://schemas.microsoft.com/office/word/2010/wordprocessingDrawing" xmlns:wp="http://schemas.openxmlformats.org/drawingml/2006/wordprocessingDrawing" xmlns:w10="urn:schemas-microsoft-com:office:word" xmlns:w="http://schemas.openxmlformats.org/wordprocessingml/2006/main" xmlns:w14="http://schemas.microsoft.com/office/word/2010/wordml" xmlns:w15="http://schemas.microsoft.com/office/word/2012/wordml" xmlns:w16cex="http://schemas.microsoft.com/office/word/2018/wordml/cex" xmlns:w16cid="http://schemas.microsoft.com/office/word/2016/wordml/cid" xmlns:w16="http://schemas.microsoft.com/office/word/2018/wordml" xmlns:w16sdtdh="http://schemas.microsoft.com/office/word/2020/wordml/sdtdatahash" xmlns:w16se="http://schemas.microsoft.com/office/word/2015/wordml/symex" xmlns:wpg="http://schemas.microsoft.com/office/word/2010/wordprocessingGroup" xmlns:wpi="http://schemas.microsoft.com/office/word/2010/wordprocessingInk" xmlns:wne="http://schemas.microsoft.com/office/word/2006/wordml" xmlns:wps="http://schemas.microsoft.com/office/word/2010/wordprocessingShape" mc:Ignorable="w14 w15 w16se w16cid w16 w16cex w16sdtdh wp14">
+<w:hdr xmlns:wpc="http://schemas.microsoft.com/office/word/2010/wordprocessingCanvas" xmlns:cx="http://schemas.microsoft.com/office/drawing/2014/chartex" xmlns:cx1="http://schemas.microsoft.com/office/drawing/2015/9/8/chartex" xmlns:cx2="http://schemas.microsoft.com/office/drawing/2015/10/21/chartex" xmlns:cx3="http://schemas.microsoft.com/office/drawing/2016/5/9/chartex" xmlns:cx4="http://schemas.microsoft.com/office/drawing/2016/5/10/chartex" xmlns:cx5="http://schemas.microsoft.com/office/drawing/2016/5/11/chartex" xmlns:cx6="http://schemas.microsoft.com/office/drawing/2016/5/12/chartex" xmlns:cx7="http://schemas.microsoft.com/office/drawing/2016/5/13/chartex" xmlns:cx8="http://schemas.microsoft.com/office/drawing/2016/5/14/chartex" xmlns:mc="http://schemas.openxmlformats.org/markup-compatibility/2006" xmlns:aink="http://schemas.microsoft.com/office/drawing/2016/ink" xmlns:am3d="http://schemas.microsoft.com/office/drawing/2017/model3d" xmlns:o="urn:schemas-microsoft-com:office:office" xmlns:oel="http://schemas.microsoft.com/office/2019/extlst" xmlns:r="http://schemas.openxmlformats.org/officeDocument/2006/relationships" xmlns:m="http://schemas.openxmlformats.org/officeDocument/2006/math" xmlns:v="urn:schemas-microsoft-com:vml" xmlns:wp14="http://schemas.microsoft.com/office/word/2010/wordprocessingDrawing" xmlns:wp="http://schemas.openxmlformats.org/drawingml/2006/wordprocessingDrawing" xmlns:w10="urn:schemas-microsoft-com:office:word" xmlns:w="http://schemas.openxmlformats.org/wordprocessingml/2006/main" xmlns:w14="http://schemas.microsoft.com/office/word/2010/wordml" xmlns:w15="http://schemas.microsoft.com/office/word/2012/wordml" xmlns:w16cex="http://schemas.microsoft.com/office/word/2018/wordml/cex" xmlns:w16cid="http://schemas.microsoft.com/office/word/2016/wordml/cid" xmlns:w16="http://schemas.microsoft.com/office/word/2018/wordml" xmlns:w16du="http://schemas.microsoft.com/office/word/2023/wordml/word16du" xmlns:w16sdtdh="http://schemas.microsoft.com/office/word/2020/wordml/sdtdatahash" xmlns:w16sdtfl="http://schemas.microsoft.com/office/word/2024/wordml/sdtformatlock" xmlns:w16se="http://schemas.microsoft.com/office/word/2015/wordml/symex" xmlns:wpg="http://schemas.microsoft.com/office/word/2010/wordprocessingGroup" xmlns:wpi="http://schemas.microsoft.com/office/word/2010/wordprocessingInk" xmlns:wne="http://schemas.microsoft.com/office/word/2006/wordml" xmlns:wps="http://schemas.microsoft.com/office/word/2010/wordprocessingShape" mc:Ignorable="w14 w15 w16se w16cid w16 w16cex w16sdtdh w16sdtfl w16du wp14">
   <w:p>
     <w:pPr>
       <w:pStyle w:val="Header"/>
@@ -898,7 +1318,7 @@
 </file>
 
 <file path=word/header2.xml><?xml version="1.0" encoding="utf-8"?>
-<w:hdr xmlns:wpc="http://schemas.microsoft.com/office/word/2010/wordprocessingCanvas" xmlns:cx="http://schemas.microsoft.com/office/drawing/2014/chartex" xmlns:cx1="http://schemas.microsoft.com/office/drawing/2015/9/8/chartex" xmlns:cx2="http://schemas.microsoft.com/office/drawing/2015/10/21/chartex" xmlns:cx3="http://schemas.microsoft.com/office/drawing/2016/5/9/chartex" xmlns:cx4="http://schemas.microsoft.com/office/drawing/2016/5/10/chartex" xmlns:cx5="http://schemas.microsoft.com/office/drawing/2016/5/11/chartex" xmlns:cx6="http://schemas.microsoft.com/office/drawing/2016/5/12/chartex" xmlns:cx7="http://schemas.microsoft.com/office/drawing/2016/5/13/chartex" xmlns:cx8="http://schemas.microsoft.com/office/drawing/2016/5/14/chartex" xmlns:mc="http://schemas.openxmlformats.org/markup-compatibility/2006" xmlns:aink="http://schemas.microsoft.com/office/drawing/2016/ink" xmlns:am3d="http://schemas.microsoft.com/office/drawing/2017/model3d" xmlns:o="urn:schemas-microsoft-com:office:office" xmlns:oel="http://schemas.microsoft.com/office/2019/extlst" xmlns:r="http://schemas.openxmlformats.org/officeDocument/2006/relationships" xmlns:m="http://schemas.openxmlformats.org/officeDocument/2006/math" xmlns:v="urn:schemas-microsoft-com:vml" xmlns:wp14="http://schemas.microsoft.com/office/word/2010/wordprocessingDrawing" xmlns:wp="http://schemas.openxmlformats.org/drawingml/2006/wordprocessingDrawing" xmlns:w10="urn:schemas-microsoft-com:office:word" xmlns:w="http://schemas.openxmlformats.org/wordprocessingml/2006/main" xmlns:w14="http://schemas.microsoft.com/office/word/2010/wordml" xmlns:w15="http://schemas.microsoft.com/office/word/2012/wordml" xmlns:w16cex="http://schemas.microsoft.com/office/word/2018/wordml/cex" xmlns:w16cid="http://schemas.microsoft.com/office/word/2016/wordml/cid" xmlns:w16="http://schemas.microsoft.com/office/word/2018/wordml" xmlns:w16sdtdh="http://schemas.microsoft.com/office/word/2020/wordml/sdtdatahash" xmlns:w16se="http://schemas.microsoft.com/office/word/2015/wordml/symex" xmlns:wpg="http://schemas.microsoft.com/office/word/2010/wordprocessingGroup" xmlns:wpi="http://schemas.microsoft.com/office/word/2010/wordprocessingInk" xmlns:wne="http://schemas.microsoft.com/office/word/2006/wordml" xmlns:wps="http://schemas.microsoft.com/office/word/2010/wordprocessingShape" mc:Ignorable="w14 w15 w16se w16cid w16 w16cex w16sdtdh wp14">
+<w:hdr xmlns:wpc="http://schemas.microsoft.com/office/word/2010/wordprocessingCanvas" xmlns:cx="http://schemas.microsoft.com/office/drawing/2014/chartex" xmlns:cx1="http://schemas.microsoft.com/office/drawing/2015/9/8/chartex" xmlns:cx2="http://schemas.microsoft.com/office/drawing/2015/10/21/chartex" xmlns:cx3="http://schemas.microsoft.com/office/drawing/2016/5/9/chartex" xmlns:cx4="http://schemas.microsoft.com/office/drawing/2016/5/10/chartex" xmlns:cx5="http://schemas.microsoft.com/office/drawing/2016/5/11/chartex" xmlns:cx6="http://schemas.microsoft.com/office/drawing/2016/5/12/chartex" xmlns:cx7="http://schemas.microsoft.com/office/drawing/2016/5/13/chartex" xmlns:cx8="http://schemas.microsoft.com/office/drawing/2016/5/14/chartex" xmlns:mc="http://schemas.openxmlformats.org/markup-compatibility/2006" xmlns:aink="http://schemas.microsoft.com/office/drawing/2016/ink" xmlns:am3d="http://schemas.microsoft.com/office/drawing/2017/model3d" xmlns:o="urn:schemas-microsoft-com:office:office" xmlns:oel="http://schemas.microsoft.com/office/2019/extlst" xmlns:r="http://schemas.openxmlformats.org/officeDocument/2006/relationships" xmlns:m="http://schemas.openxmlformats.org/officeDocument/2006/math" xmlns:v="urn:schemas-microsoft-com:vml" xmlns:wp14="http://schemas.microsoft.com/office/word/2010/wordprocessingDrawing" xmlns:wp="http://schemas.openxmlformats.org/drawingml/2006/wordprocessingDrawing" xmlns:w10="urn:schemas-microsoft-com:office:word" xmlns:w="http://schemas.openxmlformats.org/wordprocessingml/2006/main" xmlns:w14="http://schemas.microsoft.com/office/word/2010/wordml" xmlns:w15="http://schemas.microsoft.com/office/word/2012/wordml" xmlns:w16cex="http://schemas.microsoft.com/office/word/2018/wordml/cex" xmlns:w16cid="http://schemas.microsoft.com/office/word/2016/wordml/cid" xmlns:w16="http://schemas.microsoft.com/office/word/2018/wordml" xmlns:w16du="http://schemas.microsoft.com/office/word/2023/wordml/word16du" xmlns:w16sdtdh="http://schemas.microsoft.com/office/word/2020/wordml/sdtdatahash" xmlns:w16sdtfl="http://schemas.microsoft.com/office/word/2024/wordml/sdtformatlock" xmlns:w16se="http://schemas.microsoft.com/office/word/2015/wordml/symex" xmlns:wpg="http://schemas.microsoft.com/office/word/2010/wordprocessingGroup" xmlns:wpi="http://schemas.microsoft.com/office/word/2010/wordprocessingInk" xmlns:wne="http://schemas.microsoft.com/office/word/2006/wordml" xmlns:wps="http://schemas.microsoft.com/office/word/2010/wordprocessingShape" mc:Ignorable="w14 w15 w16se w16cid w16 w16cex w16sdtdh w16sdtfl w16du wp14">
   <w:p>
     <w:pPr>
       <w:pStyle w:val="Header"/>
@@ -909,7 +1329,7 @@
 </file>
 
 <file path=word/header3.xml><?xml version="1.0" encoding="utf-8"?>
-<w:hdr xmlns:wpc="http://schemas.microsoft.com/office/word/2010/wordprocessingCanvas" xmlns:cx="http://schemas.microsoft.com/office/drawing/2014/chartex" xmlns:cx1="http://schemas.microsoft.com/office/drawing/2015/9/8/chartex" xmlns:cx2="http://schemas.microsoft.com/office/drawing/2015/10/21/chartex" xmlns:cx3="http://schemas.microsoft.com/office/drawing/2016/5/9/chartex" xmlns:cx4="http://schemas.microsoft.com/office/drawing/2016/5/10/chartex" xmlns:cx5="http://schemas.microsoft.com/office/drawing/2016/5/11/chartex" xmlns:cx6="http://schemas.microsoft.com/office/drawing/2016/5/12/chartex" xmlns:cx7="http://schemas.microsoft.com/office/drawing/2016/5/13/chartex" xmlns:cx8="http://schemas.microsoft.com/office/drawing/2016/5/14/chartex" xmlns:mc="http://schemas.openxmlformats.org/markup-compatibility/2006" xmlns:aink="http://schemas.microsoft.com/office/drawing/2016/ink" xmlns:am3d="http://schemas.microsoft.com/office/drawing/2017/model3d" xmlns:o="urn:schemas-microsoft-com:office:office" xmlns:oel="http://schemas.microsoft.com/office/2019/extlst" xmlns:r="http://schemas.openxmlformats.org/officeDocument/2006/relationships" xmlns:m="http://schemas.openxmlformats.org/officeDocument/2006/math" xmlns:v="urn:schemas-microsoft-com:vml" xmlns:wp14="http://schemas.microsoft.com/office/word/2010/wordprocessingDrawing" xmlns:wp="http://schemas.openxmlformats.org/drawingml/2006/wordprocessingDrawing" xmlns:w10="urn:schemas-microsoft-com:office:word" xmlns:w="http://schemas.openxmlformats.org/wordprocessingml/2006/main" xmlns:w14="http://schemas.microsoft.com/office/word/2010/wordml" xmlns:w15="http://schemas.microsoft.com/office/word/2012/wordml" xmlns:w16cex="http://schemas.microsoft.com/office/word/2018/wordml/cex" xmlns:w16cid="http://schemas.microsoft.com/office/word/2016/wordml/cid" xmlns:w16="http://schemas.microsoft.com/office/word/2018/wordml" xmlns:w16sdtdh="http://schemas.microsoft.com/office/word/2020/wordml/sdtdatahash" xmlns:w16se="http://schemas.microsoft.com/office/word/2015/wordml/symex" xmlns:wpg="http://schemas.microsoft.com/office/word/2010/wordprocessingGroup" xmlns:wpi="http://schemas.microsoft.com/office/word/2010/wordprocessingInk" xmlns:wne="http://schemas.microsoft.com/office/word/2006/wordml" xmlns:wps="http://schemas.microsoft.com/office/word/2010/wordprocessingShape" mc:Ignorable="w14 w15 w16se w16cid w16 w16cex w16sdtdh wp14">
+<w:hdr xmlns:wpc="http://schemas.microsoft.com/office/word/2010/wordprocessingCanvas" xmlns:cx="http://schemas.microsoft.com/office/drawing/2014/chartex" xmlns:cx1="http://schemas.microsoft.com/office/drawing/2015/9/8/chartex" xmlns:cx2="http://schemas.microsoft.com/office/drawing/2015/10/21/chartex" xmlns:cx3="http://schemas.microsoft.com/office/drawing/2016/5/9/chartex" xmlns:cx4="http://schemas.microsoft.com/office/drawing/2016/5/10/chartex" xmlns:cx5="http://schemas.microsoft.com/office/drawing/2016/5/11/chartex" xmlns:cx6="http://schemas.microsoft.com/office/drawing/2016/5/12/chartex" xmlns:cx7="http://schemas.microsoft.com/office/drawing/2016/5/13/chartex" xmlns:cx8="http://schemas.microsoft.com/office/drawing/2016/5/14/chartex" xmlns:mc="http://schemas.openxmlformats.org/markup-compatibility/2006" xmlns:aink="http://schemas.microsoft.com/office/drawing/2016/ink" xmlns:am3d="http://schemas.microsoft.com/office/drawing/2017/model3d" xmlns:o="urn:schemas-microsoft-com:office:office" xmlns:oel="http://schemas.microsoft.com/office/2019/extlst" xmlns:r="http://schemas.openxmlformats.org/officeDocument/2006/relationships" xmlns:m="http://schemas.openxmlformats.org/officeDocument/2006/math" xmlns:v="urn:schemas-microsoft-com:vml" xmlns:wp14="http://schemas.microsoft.com/office/word/2010/wordprocessingDrawing" xmlns:wp="http://schemas.openxmlformats.org/drawingml/2006/wordprocessingDrawing" xmlns:w10="urn:schemas-microsoft-com:office:word" xmlns:w="http://schemas.openxmlformats.org/wordprocessingml/2006/main" xmlns:w14="http://schemas.microsoft.com/office/word/2010/wordml" xmlns:w15="http://schemas.microsoft.com/office/word/2012/wordml" xmlns:w16cex="http://schemas.microsoft.com/office/word/2018/wordml/cex" xmlns:w16cid="http://schemas.microsoft.com/office/word/2016/wordml/cid" xmlns:w16="http://schemas.microsoft.com/office/word/2018/wordml" xmlns:w16du="http://schemas.microsoft.com/office/word/2023/wordml/word16du" xmlns:w16sdtdh="http://schemas.microsoft.com/office/word/2020/wordml/sdtdatahash" xmlns:w16sdtfl="http://schemas.microsoft.com/office/word/2024/wordml/sdtformatlock" xmlns:w16se="http://schemas.microsoft.com/office/word/2015/wordml/symex" xmlns:wpg="http://schemas.microsoft.com/office/word/2010/wordprocessingGroup" xmlns:wpi="http://schemas.microsoft.com/office/word/2010/wordprocessingInk" xmlns:wne="http://schemas.microsoft.com/office/word/2006/wordml" xmlns:wps="http://schemas.microsoft.com/office/word/2010/wordprocessingShape" mc:Ignorable="w14 w15 w16se w16cid w16 w16cex w16sdtdh w16sdtfl w16du wp14">
   <w:p>
     <w:pPr>
       <w:pStyle w:val="Header"/>
@@ -918,7 +1338,7 @@
     <w:r>
       <w:tab/>
       <w:tab/>
-      <w:t>2026-06-17</w:t>
+      <w:t>2026-06-18</w:t>
       <w:br/>
       <w:br/>
     </w:r>
@@ -931,7 +1351,7 @@
 </file>
 
 <file path=word/numbering.xml><?xml version="1.0" encoding="utf-8"?>
-<w:numbering xmlns:wpc="http://schemas.microsoft.com/office/word/2010/wordprocessingCanvas" xmlns:cx="http://schemas.microsoft.com/office/drawing/2014/chartex" xmlns:cx1="http://schemas.microsoft.com/office/drawing/2015/9/8/chartex" xmlns:cx2="http://schemas.microsoft.com/office/drawing/2015/10/21/chartex" xmlns:cx3="http://schemas.microsoft.com/office/drawing/2016/5/9/chartex" xmlns:cx4="http://schemas.microsoft.com/office/drawing/2016/5/10/chartex" xmlns:cx5="http://schemas.microsoft.com/office/drawing/2016/5/11/chartex" xmlns:cx6="http://schemas.microsoft.com/office/drawing/2016/5/12/chartex" xmlns:cx7="http://schemas.microsoft.com/office/drawing/2016/5/13/chartex" xmlns:cx8="http://schemas.microsoft.com/office/drawing/2016/5/14/chartex" xmlns:mc="http://schemas.openxmlformats.org/markup-compatibility/2006" xmlns:aink="http://schemas.microsoft.com/office/drawing/2016/ink" xmlns:am3d="http://schemas.microsoft.com/office/drawing/2017/model3d" xmlns:o="urn:schemas-microsoft-com:office:office" xmlns:oel="http://schemas.microsoft.com/office/2019/extlst" xmlns:r="http://schemas.openxmlformats.org/officeDocument/2006/relationships" xmlns:m="http://schemas.openxmlformats.org/officeDocument/2006/math" xmlns:v="urn:schemas-microsoft-com:vml" xmlns:wp14="http://schemas.microsoft.com/office/word/2010/wordprocessingDrawing" xmlns:wp="http://schemas.openxmlformats.org/drawingml/2006/wordprocessingDrawing" xmlns:w10="urn:schemas-microsoft-com:office:word" xmlns:w="http://schemas.openxmlformats.org/wordprocessingml/2006/main" xmlns:w14="http://schemas.microsoft.com/office/word/2010/wordml" xmlns:w15="http://schemas.microsoft.com/office/word/2012/wordml" xmlns:w16cex="http://schemas.microsoft.com/office/word/2018/wordml/cex" xmlns:w16cid="http://schemas.microsoft.com/office/word/2016/wordml/cid" xmlns:w16="http://schemas.microsoft.com/office/word/2018/wordml" xmlns:w16sdtdh="http://schemas.microsoft.com/office/word/2020/wordml/sdtdatahash" xmlns:w16se="http://schemas.microsoft.com/office/word/2015/wordml/symex" xmlns:wpg="http://schemas.microsoft.com/office/word/2010/wordprocessingGroup" xmlns:wpi="http://schemas.microsoft.com/office/word/2010/wordprocessingInk" xmlns:wne="http://schemas.microsoft.com/office/word/2006/wordml" xmlns:wps="http://schemas.microsoft.com/office/word/2010/wordprocessingShape" mc:Ignorable="w14 w15 w16se w16cid w16 w16cex w16sdtdh wp14">
+<w:numbering xmlns:wpc="http://schemas.microsoft.com/office/word/2010/wordprocessingCanvas" xmlns:cx="http://schemas.microsoft.com/office/drawing/2014/chartex" xmlns:cx1="http://schemas.microsoft.com/office/drawing/2015/9/8/chartex" xmlns:cx2="http://schemas.microsoft.com/office/drawing/2015/10/21/chartex" xmlns:cx3="http://schemas.microsoft.com/office/drawing/2016/5/9/chartex" xmlns:cx4="http://schemas.microsoft.com/office/drawing/2016/5/10/chartex" xmlns:cx5="http://schemas.microsoft.com/office/drawing/2016/5/11/chartex" xmlns:cx6="http://schemas.microsoft.com/office/drawing/2016/5/12/chartex" xmlns:cx7="http://schemas.microsoft.com/office/drawing/2016/5/13/chartex" xmlns:cx8="http://schemas.microsoft.com/office/drawing/2016/5/14/chartex" xmlns:mc="http://schemas.openxmlformats.org/markup-compatibility/2006" xmlns:aink="http://schemas.microsoft.com/office/drawing/2016/ink" xmlns:am3d="http://schemas.microsoft.com/office/drawing/2017/model3d" xmlns:o="urn:schemas-microsoft-com:office:office" xmlns:oel="http://schemas.microsoft.com/office/2019/extlst" xmlns:r="http://schemas.openxmlformats.org/officeDocument/2006/relationships" xmlns:m="http://schemas.openxmlformats.org/officeDocument/2006/math" xmlns:v="urn:schemas-microsoft-com:vml" xmlns:wp14="http://schemas.microsoft.com/office/word/2010/wordprocessingDrawing" xmlns:wp="http://schemas.openxmlformats.org/drawingml/2006/wordprocessingDrawing" xmlns:w10="urn:schemas-microsoft-com:office:word" xmlns:w="http://schemas.openxmlformats.org/wordprocessingml/2006/main" xmlns:w14="http://schemas.microsoft.com/office/word/2010/wordml" xmlns:w15="http://schemas.microsoft.com/office/word/2012/wordml" xmlns:w16cex="http://schemas.microsoft.com/office/word/2018/wordml/cex" xmlns:w16cid="http://schemas.microsoft.com/office/word/2016/wordml/cid" xmlns:w16="http://schemas.microsoft.com/office/word/2018/wordml" xmlns:w16du="http://schemas.microsoft.com/office/word/2023/wordml/word16du" xmlns:w16sdtdh="http://schemas.microsoft.com/office/word/2020/wordml/sdtdatahash" xmlns:w16sdtfl="http://schemas.microsoft.com/office/word/2024/wordml/sdtformatlock" xmlns:w16se="http://schemas.microsoft.com/office/word/2015/wordml/symex" xmlns:wpg="http://schemas.microsoft.com/office/word/2010/wordprocessingGroup" xmlns:wpi="http://schemas.microsoft.com/office/word/2010/wordprocessingInk" xmlns:wne="http://schemas.microsoft.com/office/word/2006/wordml" xmlns:wps="http://schemas.microsoft.com/office/word/2010/wordprocessingShape" mc:Ignorable="w14 w15 w16se w16cid w16 w16cex w16sdtdh w16sdtfl w16du wp14">
   <w:abstractNum w:abstractNumId="0" w15:restartNumberingAfterBreak="0">
     <w:nsid w:val="FFFFFF7C"/>
     <w:multiLevelType w:val="singleLevel"/>
@@ -1134,7 +1554,7 @@
 </file>
 
 <file path=word/styles.xml><?xml version="1.0" encoding="utf-8"?>
-<w:styles xmlns:mc="http://schemas.openxmlformats.org/markup-compatibility/2006" xmlns:r="http://schemas.openxmlformats.org/officeDocument/2006/relationships" xmlns:w="http://schemas.openxmlformats.org/wordprocessingml/2006/main" xmlns:w14="http://schemas.microsoft.com/office/word/2010/wordml" xmlns:w15="http://schemas.microsoft.com/office/word/2012/wordml" xmlns:w16cex="http://schemas.microsoft.com/office/word/2018/wordml/cex" xmlns:w16cid="http://schemas.microsoft.com/office/word/2016/wordml/cid" xmlns:w16="http://schemas.microsoft.com/office/word/2018/wordml" xmlns:w16sdtdh="http://schemas.microsoft.com/office/word/2020/wordml/sdtdatahash" xmlns:w16se="http://schemas.microsoft.com/office/word/2015/wordml/symex" mc:Ignorable="w14 w15 w16se w16cid w16 w16cex w16sdtdh">
+<w:styles xmlns:mc="http://schemas.openxmlformats.org/markup-compatibility/2006" xmlns:r="http://schemas.openxmlformats.org/officeDocument/2006/relationships" xmlns:w="http://schemas.openxmlformats.org/wordprocessingml/2006/main" xmlns:w14="http://schemas.microsoft.com/office/word/2010/wordml" xmlns:w15="http://schemas.microsoft.com/office/word/2012/wordml" xmlns:w16cex="http://schemas.microsoft.com/office/word/2018/wordml/cex" xmlns:w16cid="http://schemas.microsoft.com/office/word/2016/wordml/cid" xmlns:w16="http://schemas.microsoft.com/office/word/2018/wordml" xmlns:w16du="http://schemas.microsoft.com/office/word/2023/wordml/word16du" xmlns:w16sdtdh="http://schemas.microsoft.com/office/word/2020/wordml/sdtdatahash" xmlns:w16sdtfl="http://schemas.microsoft.com/office/word/2024/wordml/sdtformatlock" xmlns:w16se="http://schemas.microsoft.com/office/word/2015/wordml/symex" mc:Ignorable="w14 w15 w16se w16cid w16 w16cex w16sdtdh w16sdtfl w16du">
   <w:docDefaults>
     <w:rPrDefault>
       <w:rPr>
@@ -1892,7 +2312,7 @@
     <w:link w:val="TitleChar"/>
     <w:uiPriority w:val="10"/>
     <w:qFormat/>
-    <w:rsid w:val="007106C8"/>
+    <w:rsid w:val="00E854FA"/>
     <w:pPr>
       <w:spacing w:after="300" w:line="240" w:lineRule="auto"/>
       <w:contextualSpacing/>
@@ -1902,7 +2322,7 @@
       <w:rFonts w:eastAsiaTheme="majorEastAsia" w:cstheme="majorBidi"/>
       <w:spacing w:val="5"/>
       <w:kern w:val="28"/>
-      <w:sz w:val="52"/>
+      <w:sz w:val="40"/>
       <w:szCs w:val="52"/>
       <w:lang w:val="sv-SE" w:eastAsia="en-US" w:bidi="ar-SA"/>
     </w:rPr>
@@ -1912,12 +2332,12 @@
     <w:basedOn w:val="DefaultParagraphFont"/>
     <w:link w:val="Title"/>
     <w:uiPriority w:val="10"/>
-    <w:rsid w:val="007106C8"/>
+    <w:rsid w:val="00E854FA"/>
     <w:rPr>
       <w:rFonts w:ascii="Times New Roman" w:eastAsiaTheme="majorEastAsia" w:hAnsi="Times New Roman" w:cstheme="majorBidi"/>
       <w:spacing w:val="5"/>
       <w:kern w:val="28"/>
-      <w:sz w:val="52"/>
+      <w:sz w:val="40"/>
       <w:szCs w:val="52"/>
       <w:lang w:val="sv-SE" w:eastAsia="en-US" w:bidi="ar-SA"/>
     </w:rPr>

--- a/tillsyn/A 22410-2026 tillsynsbegäran.docx
+++ b/tillsyn/A 22410-2026 tillsynsbegäran.docx
@@ -1338,7 +1338,7 @@
     <w:r>
       <w:tab/>
       <w:tab/>
-      <w:t>2026-06-18</w:t>
+      <w:t>2026-06-19</w:t>
       <w:br/>
       <w:br/>
     </w:r>

--- a/tillsyn/A 22410-2026 tillsynsbegäran.docx
+++ b/tillsyn/A 22410-2026 tillsynsbegäran.docx
@@ -1338,7 +1338,7 @@
     <w:r>
       <w:tab/>
       <w:tab/>
-      <w:t>2026-06-19</w:t>
+      <w:t>2026-06-20</w:t>
       <w:br/>
       <w:br/>
     </w:r>

--- a/tillsyn/A 22410-2026 tillsynsbegäran.docx
+++ b/tillsyn/A 22410-2026 tillsynsbegäran.docx
@@ -12,10 +12,7 @@
     </w:p>
     <w:p>
       <w:r>
-        <w:t>Detta dokument behandlar höga naturvärden i avverkningsanmälan A 22410-2026 i Åtvidabergs kommun som inkom 2026-05-12 och omfattar 3,9 ha.</w:t>
-      </w:r>
-      <w:r>
-        <w:t xml:space="preserve"> I Figur 1 visas fyndplatser för naturvårdsarter i området, som finns registrerade på Artportalen.</w:t>
+        <w:t>Denna tillsynsbegäran behandlar höga naturvärden i avverkningsanmälan A 22410-2026 i Åtvidabergs kommun som inkom 2026-05-12 och omfattar 3,9 ha.</w:t>
       </w:r>
     </w:p>
     <w:p>
@@ -63,27 +60,12 @@
         <w:spacing w:after="240"/>
       </w:pPr>
       <w:r>
-        <w:t>Figur 1. Fyndplatser för naturvårdsarter i och inom 6 meter från avverkningsanmälan (röd linje). Inom parentes anges rödlistekategorier, S för signalarter, Tför typiska arter och fridlysningsparagrafer i artskyddsförordningen.Markörer utan svart kant är placerade på fyndplatsen. Markörer med svart kant är placerade vid sidan av fyndplatsen och har ett svart streck som visar fyndplatsens exakta position. Kartans mittpunktskoordinat är N 6448533, E 563909 i SWEREF 99 TM.</w:t>
+        <w:t>Figur 1. Fyndplatser för naturvårdsarter i och inom 6 meter från avverkningsanmälan. Markörer utan svart kant är placerade på fyndplatsen. Markörer med svart kant är placerade vid sidan av fyndplatsen har ett svart streck som visar fyndplatsens exakta position. Kartans mittpunktskoordinat är N 6448533, E 563909 i SWEREF 99 TM.</w:t>
       </w:r>
     </w:p>
     <w:p>
       <w:r>
-        <w:t>Vi begär härmed att Skogsstyrelsen fattar beslut enligt miljöbalken som säkerställer att skogens höga naturvärden bevaras samt att EU-lagstiftning efterlevs och att artskyddsbrott förhindras.</w:t>
-      </w:r>
-    </w:p>
-    <w:p>
-      <w:r>
-        <w:t>Vi begär vidare att Skogsstyrelsen säkerställer att inga skador eller försämringar av naturtypens bevarandestatus i området tillåts ske. Se Rådets direktiv 92/43/EEG samt ickeförsämringskravet i EU:s naturrestaureringsförordning (EU 2024/1991).</w:t>
-      </w:r>
-    </w:p>
-    <w:p>
-      <w:r>
-        <w:t>Vi önskar även ta del av de ställningstaganden och beslut som myndigheten meddelar till följd av aktuell avverkningsanmälan och föreningens inlaga (se 34 § förvaltningslagen).</w:t>
-      </w:r>
-    </w:p>
-    <w:p>
-      <w:r>
-        <w:t>Nedan beskrivs fynd av naturvårdsarter och fridlysta arter som gjorts i det avverkningsanmälda området. I BILAGA 1 finns artfakta om fridlysta och rödlistade arter.</w:t>
+        <w:t>I och inom 6 meter från avverkningsanmälan finns fynd av 14 naturvårdsarter, varav 1 är rödlistad, 4 är fridlysta, 10 är typiska (T) och 9 är signalarter (S): vedtrappmossa (NT, T), björksplintborre (S), blodticka (S, T), bronshjon (S, T), grovticka (S, T), grön sköldmossa (S, T, §8), grönpyrola (S, T), mindre märgborre (S, T), västlig hakmossa (S), vågbandad barkbock (S), blåsippa (T, §9), kransmossa (T), spillkråka (T, §4) och revlummer (§9). Se Figur 1.</w:t>
       </w:r>
     </w:p>
     <w:p>
@@ -91,35 +73,324 @@
         <w:pStyle w:val="Heading1"/>
       </w:pPr>
       <w:r>
-        <w:t>Naturvårdsarter</w:t>
+        <w:t>Tillsynsbegäran</w:t>
       </w:r>
     </w:p>
     <w:p>
       <w:r>
-        <w:t>I och inom 6 meter från avverkningsanmälan har följande 14 naturvårdsarter hittats: vedtrappmossa (NT, T), björksplintborre (S), blodticka (S, T), bronshjon (S, T), grovticka (S, T), grön sköldmossa (S, T, §8), grönpyrola (S, T), mindre märgborre (S, T), västlig hakmossa (S), vågbandad barkbock (S), blåsippa (T, §9), kransmossa (T), spillkråka (T, §4) och revlummer (§9). Av dessa är 1 rödlistade. För rödlistade arter har rödlistekategorin angivits inom parentes. Arter som är signalarter enligt Skogsstyrelsen har markerats med (S). Typiska arter inom Natura 2000 som är kopplade till skogsekosystem har markerats med (T). För fridlysta arter anges även paragrafen i Artskyddsförordningen som arten är fridlyst enligt.</w:t>
+        <w:t>Vi begär härmed att Skogsstyrelsen fattar beslut enligt miljöbalken som säkerställer att skogens höga naturvärden bevaras samt att EU-lagstiftning efterlevs och att artskyddsbrott förhindras.</w:t>
       </w:r>
     </w:p>
     <w:p>
       <w:r>
-        <w:t>De påträffade naturvårdsarterna är ett tydligt kvitto på att det rör sig om en skog med höga naturvärden.</w:t>
+        <w:t>Vi begär vidare att Skogsstyrelsen säkerställer att inga skador eller försämringar av naturtypens bevarandestatus i området tillåts ske. Se Rådets direktiv 92/43/EEG samt ickeförsämringskravet i EU:s naturrestaureringsförordning (EU 2024/1991).</w:t>
+      </w:r>
+    </w:p>
+    <w:p>
+      <w:r>
+        <w:t>Vi önskar även ta del av de ställningstaganden och beslut som myndigheten meddelar till följd av aktuell avverkningsanmälan och föreningens inlaga (se 34 § förvaltningslagen).</w:t>
       </w:r>
     </w:p>
     <w:p>
       <w:pPr>
-        <w:pStyle w:val="Heading2"/>
+        <w:pStyle w:val="Heading1"/>
       </w:pPr>
       <w:r>
-        <w:t>Fridlysta arter</w:t>
+        <w:t>Naturvårdsarter och fridlysta arter</w:t>
       </w:r>
     </w:p>
     <w:p>
       <w:r>
-        <w:t>Följande fridlysta arter har sina livsmiljöer och växtplatser i den avverkningsanmälda skogen: grön sköldmossa (S, T, §8), blåsippa (T, §9), spillkråka (T, §4) och revlummer (§9).</w:t>
+        <w:t>Nedan följer beskrivningar av de naturvårdsarter och fridlysta arter som har sina livsmiljöer och växtplatser i den avverkningsanmälda skogen. Se även ytterligare artfakta i BILAGA 1. De påträffade naturvårdsarterna är ett tydligt kvitto på att det rör sig om en skog med höga naturvärden.</w:t>
       </w:r>
     </w:p>
     <w:p>
       <w:r>
-        <w:t xml:space="preserve">Observera att medlemsländerna är skyldiga att agera i enlighet med EU:s fågeldirektiv där det uttryckligen står att direktivet gäller för fåglar samt för deras ägg, bon och </w:t>
+        <w:rPr>
+          <w:b/>
+        </w:rPr>
+        <w:t xml:space="preserve">Vedtrappmossa (NT) </w:t>
+      </w:r>
+      <w:r>
+        <w:t xml:space="preserve">växer på död ved, främst i gammal granskog. Den förekommer knappast alls i fjällnära barrskogar utan finns i skogslandskapet nedom fjällen och framför allt i landets södra delar är den en mycket bra signalart för barrnaturskog med höga naturvärden. Skogsavverkning och brist på grov död ved i skogen är de allvarligaste hoten och den överlever inte kalhyggesbruk. Lokaler med sluten granskog, tillräckligt stora för att säkerställa ett kontinuerligt tillskott på grova lågor, bör undantas från storskaligt skogsbruk. Vedtrappmossa är typisk art för </w:t>
+      </w:r>
+      <w:r>
+        <w:rPr>
+          <w:i/>
+        </w:rPr>
+        <w:t>9010 Taiga</w:t>
+      </w:r>
+      <w:r>
+        <w:t xml:space="preserve"> (SLU Artdatabanken, 2024).</w:t>
+      </w:r>
+    </w:p>
+    <w:p>
+      <w:r>
+        <w:rPr>
+          <w:b/>
+        </w:rPr>
+        <w:t xml:space="preserve">Björksplintborre </w:t>
+      </w:r>
+      <w:r>
+        <w:t>är en skalbagge vars larvutveckling sker i bark på nyligen döda björkar, både stående träd och vindfällen. En prydlig rad med runda ventilationshål i barken ovanför modergången är synnerligen karaktäristiskt. Arten är knuten till lövrika blandskogar med en hög andel gamla träd, och starkt gynnad av naturliga störningar som torka, översvämningar, brand och stormfällningar. Talrika gnagspår kan tyda på biotoper med höga naturvärden, exempelvis för ovanliga hackspettar och andra, mer sällsynta vedinsekter. Larverna är omtyckt hackspettsföda (SLU Artdatabanken, 2025).</w:t>
+      </w:r>
+    </w:p>
+    <w:p>
+      <w:r>
+        <w:rPr>
+          <w:b/>
+        </w:rPr>
+        <w:t xml:space="preserve">Blodticka </w:t>
+      </w:r>
+      <w:r>
+        <w:t xml:space="preserve">är i norra Sverige främst knuten till grova granlågor i urskogsartad barrskog, men förekommer ibland även på klenare granar i anslutning till bäckar och sumpskogar. Den är en bra indikator på granskogar med höga naturvärden och oftast förekommer den tillsammans med ett stort antal ovanliga och rödlistade arter. I södra Sverige växer den framför allt på tall och har då ett lägre signalvärde. Blodticka är typisk art för </w:t>
+      </w:r>
+      <w:r>
+        <w:rPr>
+          <w:i/>
+        </w:rPr>
+        <w:t>9030 Landhöjningsskog</w:t>
+      </w:r>
+      <w:r>
+        <w:t xml:space="preserve"> (SLU Artdatabanken, 2025; Nitare &amp; Skogsstyrelsen, 2019).</w:t>
+      </w:r>
+    </w:p>
+    <w:p>
+      <w:r>
+        <w:rPr>
+          <w:b/>
+        </w:rPr>
+        <w:t>Bronshjon</w:t>
+      </w:r>
+      <w:r>
+        <w:t xml:space="preserve"> är en skalbagge vars larvutveckling sker under grov bark på stammar av döda eller döende barrträd, främst gran, i mindre omfattning tall. Arten är knuten till äldre, naturskogslik granskog med inslag av torkande träd. Bronshjon är typisk art för </w:t>
+      </w:r>
+      <w:r>
+        <w:rPr>
+          <w:i/>
+        </w:rPr>
+        <w:t>9010 Taiga</w:t>
+      </w:r>
+      <w:r>
+        <w:t xml:space="preserve"> (SLU Artdatabanken, 2025).</w:t>
+      </w:r>
+    </w:p>
+    <w:p>
+      <w:r>
+        <w:rPr>
+          <w:b/>
+        </w:rPr>
+        <w:t>Grovticka</w:t>
+      </w:r>
+      <w:r>
+        <w:t xml:space="preserve"> är i skogslandskapet främst knuten till naturskogsartad äldre barrskog. Den är där en värdefull ”gammelskogsindikator” och påträffas mest vid tallar som är över 200 år gamla.  Grovticka är typisk art för </w:t>
+      </w:r>
+      <w:r>
+        <w:rPr>
+          <w:i/>
+        </w:rPr>
+        <w:t xml:space="preserve">9060 Åsbarrskog </w:t>
+      </w:r>
+      <w:r>
+        <w:t>(Nitare &amp; Skogsstyrelsen, 2019; SLU Artdatabanken, 2025).</w:t>
+      </w:r>
+    </w:p>
+    <w:p>
+      <w:r>
+        <w:rPr>
+          <w:b/>
+        </w:rPr>
+        <w:t>Grön sköldmossa (§8)</w:t>
+      </w:r>
+      <w:r>
+        <w:t xml:space="preserve"> är typisk art för </w:t>
+      </w:r>
+      <w:r>
+        <w:rPr>
+          <w:i/>
+        </w:rPr>
+        <w:t xml:space="preserve">9010 Taiga </w:t>
+      </w:r>
+      <w:r>
+        <w:t>och</w:t>
+      </w:r>
+      <w:r>
+        <w:rPr>
+          <w:i/>
+        </w:rPr>
+        <w:t xml:space="preserve"> 9750 Svämlövskog</w:t>
+      </w:r>
+      <w:r>
+        <w:t xml:space="preserve"> och omfattas av EU:s art- och habitatdirektiv bilaga 2 vilket innebär att det finns ett uttalat intresse inom Europeiska unionen att bevara arten. Grön sköldmossa kräver skog som har ett speciellt mikroklimat med hög och jämn luftfuktighet i kombination med rik tillgång på död ved (Nitare &amp; Skogsstyrelsen, 2019; SLU Artdatabanken, 2025). I praktiken handlar det om åtminstone 50 meter med skyddande skog för att undvika uttorkning av marken (Hallingbäck, personligt meddelande 2022-02-24). Grön sköldmossa är en ansvarsart för Sverige då en särskilt stor andel av Europas population finns i landet. Mark- och miljööverdomstolen (MÖD) har i mål nr M 2019-20 (18 februari 2019) slagit fast att grön sköldmossa (§8) är dispenspliktig och att exemplar av arten inte får skadas utan dispens (MÖD, mål nr M 2019-20).</w:t>
+      </w:r>
+    </w:p>
+    <w:p>
+      <w:r>
+        <w:rPr>
+          <w:b/>
+        </w:rPr>
+        <w:t xml:space="preserve">Grönpyrola </w:t>
+      </w:r>
+      <w:r>
+        <w:t xml:space="preserve">växer främst på sandig, torr eller frisk mark i äldre barrskog, ofta på isälvsmaterial såsom sand och grus. Den påträffas främst i äldre naturligt uppkomna barrskogar, exempelvis på tallmoar, i åssluttningar, dyner och rasbranter. Arten är känslig för skogsbruksmetoder såsom slutavverkning och markberedning. Grönpyrola är typisk art för </w:t>
+      </w:r>
+      <w:r>
+        <w:rPr>
+          <w:i/>
+        </w:rPr>
+        <w:t>9010 Taiga, 9060 Åsbarrskog</w:t>
+      </w:r>
+      <w:r>
+        <w:t xml:space="preserve"> och</w:t>
+      </w:r>
+      <w:r>
+        <w:rPr>
+          <w:i/>
+        </w:rPr>
+        <w:t xml:space="preserve"> 1610 Åsöar i Östersjön </w:t>
+      </w:r>
+      <w:r>
+        <w:t>(Nitare &amp; Skogsstyrelsen, 2019; SLU Artdatabanken, 2025).</w:t>
+      </w:r>
+    </w:p>
+    <w:p>
+      <w:r>
+        <w:rPr>
+          <w:b/>
+        </w:rPr>
+        <w:t>Mindre märgborre</w:t>
+      </w:r>
+      <w:r>
+        <w:t xml:space="preserve"> är en signalart för tallskog med höga naturvärden och betraktas tillsammans med skarptandad barkborre som nyckelarter för ett antal sällsynta åtgärdsprogramsarter som är beroende av deras gångsystem. Bland dessa kan nämnas avlång barkborre (VU), </w:t>
+      </w:r>
+      <w:r>
+        <w:rPr>
+          <w:i/>
+        </w:rPr>
+        <w:t>Corticeus longulus</w:t>
+      </w:r>
+      <w:r>
+        <w:t xml:space="preserve"> (VU), tallgångbagge (VU), cholodkovskys bastborre (NT) och tallbarksvartbagge (NT). Den mindre märgborrens måsvingeliknande gnaggångar är lätta att känna igen och hittas ofta på grova tallgrenar på marken. Rika förekomster av främst mindre märgborre men även skarptandad barkborre är en signal för artrikedom och inventeringar har visat att det är i skogar med en naturlig självgallring som det skapas förutsättningar för dessa arter samt de efterföljande åtgärdsprogramsarterna. Tallskogar med stark förekomst av mindre märgborre och skarptandad barkborre bör avsättas som reservat. Generellt bör hänsyn tas vid slutavverkning av talldominerad skog så att avverkningsrester som gren- och toppdelar lämnas. Mindre märgborre är typisk art för </w:t>
+      </w:r>
+      <w:r>
+        <w:rPr>
+          <w:i/>
+        </w:rPr>
+        <w:t>9060 Åsbarrskog</w:t>
+      </w:r>
+      <w:r>
+        <w:t xml:space="preserve"> (SLU Artdatabanken, 2026; Pettersson, 2014; Hedgren, 2012; Gunnarsson m fl., 1999).</w:t>
+      </w:r>
+    </w:p>
+    <w:p>
+      <w:r>
+        <w:rPr>
+          <w:b/>
+        </w:rPr>
+        <w:t xml:space="preserve">Vågbandad barkbock </w:t>
+      </w:r>
+      <w:r>
+        <w:t>är en långhorning vars larvutveckling sker under bark på nyligen döda stående barrträd, främst gran, mer undantagsvis på tall. Främst i stående träd, särskilt gamla, långsamvuxna granar med grov bark, även i grövre grenar, stubbar eller vindfällen. Arten är starkt knuten till naturskogsliknande granskogar, och gynnas av extrema torrsomrar som försvagar träden. Arten påverkas negativt av brist på kontinuitetsskog och en minskning av populationen pågår eller förväntas ske (SLU Artdatabanken, 2025).</w:t>
+      </w:r>
+    </w:p>
+    <w:p>
+      <w:r>
+        <w:rPr>
+          <w:b/>
+        </w:rPr>
+        <w:t>Blåsippa (§9)</w:t>
+      </w:r>
+      <w:r>
+        <w:t xml:space="preserve"> är typisk art för </w:t>
+      </w:r>
+      <w:r>
+        <w:rPr>
+          <w:i/>
+        </w:rPr>
+        <w:t>9050 Näringsrik granskog, 9020 Nordlig ädellövskog</w:t>
+      </w:r>
+      <w:r>
+        <w:t xml:space="preserve"> och </w:t>
+      </w:r>
+      <w:r>
+        <w:rPr>
+          <w:i/>
+        </w:rPr>
+        <w:t>8240 Karsthällmarker</w:t>
+      </w:r>
+      <w:r>
+        <w:t xml:space="preserve"> (SLU Artdatabanken, 2025).</w:t>
+      </w:r>
+    </w:p>
+    <w:p>
+      <w:r>
+        <w:rPr>
+          <w:b/>
+        </w:rPr>
+        <w:t>Kransmossa</w:t>
+      </w:r>
+      <w:r>
+        <w:t xml:space="preserve"> är typisk art för </w:t>
+      </w:r>
+      <w:r>
+        <w:rPr>
+          <w:i/>
+        </w:rPr>
+        <w:t xml:space="preserve">9050 Näringsrik granskog </w:t>
+      </w:r>
+      <w:r>
+        <w:t xml:space="preserve">och </w:t>
+      </w:r>
+      <w:r>
+        <w:rPr>
+          <w:i/>
+        </w:rPr>
+        <w:t xml:space="preserve">6170 Alpina kalkgräsmarker </w:t>
+      </w:r>
+      <w:r>
+        <w:t>(SLU Artdatabanken, 2025).</w:t>
+      </w:r>
+    </w:p>
+    <w:p>
+      <w:r>
+        <w:rPr>
+          <w:b/>
+        </w:rPr>
+        <w:t>Spillkråka (§4)</w:t>
+      </w:r>
+      <w:r>
+        <w:t xml:space="preserve"> omfattas av bilaga 1 i EU:s fågeldirektiv och är typisk art för </w:t>
+      </w:r>
+      <w:r>
+        <w:rPr>
+          <w:i/>
+        </w:rPr>
+        <w:t xml:space="preserve">9010 Taiga </w:t>
+      </w:r>
+      <w:r>
+        <w:t>och</w:t>
+      </w:r>
+      <w:r>
+        <w:rPr>
+          <w:i/>
+        </w:rPr>
+        <w:t xml:space="preserve"> 9740 Skogsbevuxen myr</w:t>
+      </w:r>
+      <w:r>
+        <w:t>. Den behöver grova träd, främst tall, asp och bok som boträd. Skogsbruk med korta omloppstider och täta, homogena ungskogar utgör det största hotet. Spillkråka är en nyckelart i skogliga miljöer vars övergivna bohål utnyttjas av flera andra hålhäckande fågelarter och fladdermöss, däribland pärluggla (EN, §4), knipa (§4), salskrake (§4) och skogsduva (§4). Hökuggla (VU, §4) och slaguggla (§4) häckar ofta i högstubbar som brutits av i höjd med ett gammalt spillkråkebo (SLU Artdatabanken, 2026; Skogsstyrelsen, 2016).</w:t>
+      </w:r>
+    </w:p>
+    <w:p>
+      <w:pPr>
+        <w:pStyle w:val="Heading1"/>
+      </w:pPr>
+      <w:r>
+        <w:t>EU:s fågeldirektiv</w:t>
+      </w:r>
+    </w:p>
+    <w:p>
+      <w:r>
+        <w:t xml:space="preserve">Europeiska unionens medlemsländer är skyldiga att agera i enlighet med EU:s fågeldirektiv där det uttryckligen står att direktivet gäller för fåglar samt för deras ägg, bon och </w:t>
       </w:r>
       <w:r>
         <w:rPr>
@@ -129,295 +400,6 @@
       </w:r>
       <w:r>
         <w:t>(artikel 1). Vidare att de åtgärder som vidtas inte får leda till en försämring av den nuvarande situationen beträffande bevarandet av de fågelarter som avses i artikel 1 (artikel 13). Fågeldirektivet är styrande för tillsynsansvariga myndigheters ärendehantering, ställningstaganden och beslutsfattande.</w:t>
-      </w:r>
-    </w:p>
-    <w:p>
-      <w:r>
-        <w:rPr>
-          <w:b/>
-        </w:rPr>
-        <w:t>Blåsippa (§9)</w:t>
-      </w:r>
-      <w:r>
-        <w:t xml:space="preserve"> är typisk art för </w:t>
-      </w:r>
-      <w:r>
-        <w:rPr>
-          <w:i/>
-        </w:rPr>
-        <w:t>9050 Näringsrik granskog, 9020 Nordlig ädellövskog</w:t>
-      </w:r>
-      <w:r>
-        <w:t xml:space="preserve"> och </w:t>
-      </w:r>
-      <w:r>
-        <w:rPr>
-          <w:i/>
-        </w:rPr>
-        <w:t>8240 Karsthällmarker</w:t>
-      </w:r>
-      <w:r>
-        <w:t xml:space="preserve"> (SLU Artdatabanken, 2025).</w:t>
-      </w:r>
-    </w:p>
-    <w:p>
-      <w:r>
-        <w:rPr>
-          <w:b/>
-        </w:rPr>
-        <w:t>Grön sköldmossa (§8)</w:t>
-      </w:r>
-      <w:r>
-        <w:t xml:space="preserve"> är typisk art för </w:t>
-      </w:r>
-      <w:r>
-        <w:rPr>
-          <w:i/>
-        </w:rPr>
-        <w:t xml:space="preserve">9010 Taiga </w:t>
-      </w:r>
-      <w:r>
-        <w:t>och</w:t>
-      </w:r>
-      <w:r>
-        <w:rPr>
-          <w:i/>
-        </w:rPr>
-        <w:t xml:space="preserve"> 9750 Svämlövskog</w:t>
-      </w:r>
-      <w:r>
-        <w:t xml:space="preserve"> och omfattas av EU:s art- och habitatdirektiv bilaga 2 vilket innebär att det finns ett uttalat intresse inom Europeiska unionen att bevara arten. Grön sköldmossa kräver skog som har ett speciellt mikroklimat med hög och jämn luftfuktighet i kombination med rik tillgång på död ved (Nitare &amp; Skogsstyrelsen, 2019; SLU Artdatabanken, 2025). I praktiken handlar det om åtminstone 50 meter med skyddande skog för att undvika uttorkning av marken (Hallingbäck, personligt meddelande 2022-02-24). Grön sköldmossa är en ansvarsart för Sverige då en särskilt stor andel av Europas population finns i landet. Mark- och miljööverdomstolen (MÖD) har i mål nr M 2019-20 (18 februari 2019) slagit fast att grön sköldmossa (§8) är dispenspliktig och att exemplar av arten inte får skadas utan dispens (MÖD, mål nr M 2019-20).</w:t>
-      </w:r>
-    </w:p>
-    <w:p>
-      <w:r>
-        <w:rPr>
-          <w:b/>
-        </w:rPr>
-        <w:t>Spillkråka (§4)</w:t>
-      </w:r>
-      <w:r>
-        <w:t xml:space="preserve"> omfattas av bilaga 1 i EU:s fågeldirektiv och är typisk art för </w:t>
-      </w:r>
-      <w:r>
-        <w:rPr>
-          <w:i/>
-        </w:rPr>
-        <w:t xml:space="preserve">9010 Taiga </w:t>
-      </w:r>
-      <w:r>
-        <w:t>och</w:t>
-      </w:r>
-      <w:r>
-        <w:rPr>
-          <w:i/>
-        </w:rPr>
-        <w:t xml:space="preserve"> 9740 Skogsbevuxen myr</w:t>
-      </w:r>
-      <w:r>
-        <w:t>. Den behöver grova träd, främst tall, asp och bok som boträd. Skogsbruk med korta omloppstider och täta, homogena ungskogar utgör det största hotet. Spillkråka är en nyckelart i skogliga miljöer vars övergivna bohål utnyttjas av flera andra hålhäckande fågelarter och fladdermöss, däribland pärluggla (EN, §4), knipa (§4), salskrake (§4) och skogsduva (§4). Hökuggla (VU, §4) och slaguggla (§4) häckar ofta i högstubbar som brutits av i höjd med ett gammalt spillkråkebo (SLU Artdatabanken, 2026; Skogsstyrelsen, 2016).</w:t>
-      </w:r>
-    </w:p>
-    <w:p>
-      <w:r>
-        <w:t>I BILAGA 1 finns mer detaljerad information om ekologi samt krav på livsmiljö hos fridlysta arter.</w:t>
-      </w:r>
-    </w:p>
-    <w:p>
-      <w:pPr>
-        <w:pStyle w:val="Heading2"/>
-      </w:pPr>
-      <w:r>
-        <w:t>Övriga naturvårdsarter</w:t>
-      </w:r>
-    </w:p>
-    <w:p>
-      <w:r>
-        <w:rPr>
-          <w:b/>
-        </w:rPr>
-        <w:t xml:space="preserve">Björksplintborre </w:t>
-      </w:r>
-      <w:r>
-        <w:t>är en skalbagge vars larvutveckling sker i bark på nyligen döda björkar, både stående träd och vindfällen. En prydlig rad med runda ventilationshål i barken ovanför modergången är synnerligen karaktäristiskt. Arten är knuten till lövrika blandskogar med en hög andel gamla träd, och starkt gynnad av naturliga störningar som torka, översvämningar, brand och stormfällningar. Talrika gnagspår kan tyda på biotoper med höga naturvärden, exempelvis för ovanliga hackspettar och andra, mer sällsynta vedinsekter. Larverna är omtyckt hackspettsföda (SLU Artdatabanken, 2025).</w:t>
-      </w:r>
-    </w:p>
-    <w:p>
-      <w:r>
-        <w:rPr>
-          <w:b/>
-        </w:rPr>
-        <w:t xml:space="preserve">Blodticka </w:t>
-      </w:r>
-      <w:r>
-        <w:t xml:space="preserve">är i norra Sverige främst knuten till grova granlågor i urskogsartad barrskog, men förekommer ibland även på klenare granar i anslutning till bäckar och sumpskogar. Den är en bra indikator på granskogar med höga naturvärden och oftast förekommer den tillsammans med ett stort antal ovanliga och rödlistade arter. I södra Sverige växer den framför allt på tall och har då ett lägre signalvärde. Blodticka är typisk art för </w:t>
-      </w:r>
-      <w:r>
-        <w:rPr>
-          <w:i/>
-        </w:rPr>
-        <w:t>9030 Landhöjningsskog</w:t>
-      </w:r>
-      <w:r>
-        <w:t xml:space="preserve"> (SLU Artdatabanken, 2025; Nitare &amp; Skogsstyrelsen, 2019).</w:t>
-      </w:r>
-    </w:p>
-    <w:p>
-      <w:r>
-        <w:rPr>
-          <w:b/>
-        </w:rPr>
-        <w:t>Bronshjon</w:t>
-      </w:r>
-      <w:r>
-        <w:t xml:space="preserve"> är en skalbagge vars larvutveckling sker under grov bark på stammar av döda eller döende barrträd, främst gran, i mindre omfattning tall. Arten är knuten till äldre, naturskogslik granskog med inslag av torkande träd. Bronshjon är typisk art för </w:t>
-      </w:r>
-      <w:r>
-        <w:rPr>
-          <w:i/>
-        </w:rPr>
-        <w:t>9010 Taiga</w:t>
-      </w:r>
-      <w:r>
-        <w:t xml:space="preserve"> (SLU Artdatabanken, 2025).</w:t>
-      </w:r>
-    </w:p>
-    <w:p>
-      <w:r>
-        <w:rPr>
-          <w:b/>
-        </w:rPr>
-        <w:t>Grovticka</w:t>
-      </w:r>
-      <w:r>
-        <w:t xml:space="preserve"> är i skogslandskapet främst knuten till naturskogsartad äldre barrskog. Den är där en värdefull ”gammelskogsindikator” och påträffas mest vid tallar som är över 200 år gamla.  Grovticka är typisk art för </w:t>
-      </w:r>
-      <w:r>
-        <w:rPr>
-          <w:i/>
-        </w:rPr>
-        <w:t xml:space="preserve">9060 Åsbarrskog </w:t>
-      </w:r>
-      <w:r>
-        <w:t>(Nitare &amp; Skogsstyrelsen, 2019; SLU Artdatabanken, 2025).</w:t>
-      </w:r>
-    </w:p>
-    <w:p>
-      <w:r>
-        <w:rPr>
-          <w:b/>
-        </w:rPr>
-        <w:t xml:space="preserve">Grönpyrola </w:t>
-      </w:r>
-      <w:r>
-        <w:t xml:space="preserve">växer främst på sandig, torr eller frisk mark i äldre barrskog, ofta på isälvsmaterial såsom sand och grus. Den påträffas främst i äldre naturligt uppkomna barrskogar, exempelvis på tallmoar, i åssluttningar, dyner och rasbranter. Arten är känslig för skogsbruksmetoder såsom slutavverkning och markberedning. Grönpyrola är typisk art för </w:t>
-      </w:r>
-      <w:r>
-        <w:rPr>
-          <w:i/>
-        </w:rPr>
-        <w:t>9010 Taiga, 9060 Åsbarrskog</w:t>
-      </w:r>
-      <w:r>
-        <w:t xml:space="preserve"> och</w:t>
-      </w:r>
-      <w:r>
-        <w:rPr>
-          <w:i/>
-        </w:rPr>
-        <w:t xml:space="preserve"> 1610 Åsöar i Östersjön </w:t>
-      </w:r>
-      <w:r>
-        <w:t>(Nitare &amp; Skogsstyrelsen, 2019; SLU Artdatabanken, 2025).</w:t>
-      </w:r>
-    </w:p>
-    <w:p>
-      <w:r>
-        <w:rPr>
-          <w:b/>
-        </w:rPr>
-        <w:t>Kransmossa</w:t>
-      </w:r>
-      <w:r>
-        <w:t xml:space="preserve"> är typisk art för </w:t>
-      </w:r>
-      <w:r>
-        <w:rPr>
-          <w:i/>
-        </w:rPr>
-        <w:t xml:space="preserve">9050 Näringsrik granskog </w:t>
-      </w:r>
-      <w:r>
-        <w:t xml:space="preserve">och </w:t>
-      </w:r>
-      <w:r>
-        <w:rPr>
-          <w:i/>
-        </w:rPr>
-        <w:t xml:space="preserve">6170 Alpina kalkgräsmarker </w:t>
-      </w:r>
-      <w:r>
-        <w:t>(SLU Artdatabanken, 2025).</w:t>
-      </w:r>
-    </w:p>
-    <w:p>
-      <w:r>
-        <w:rPr>
-          <w:b/>
-        </w:rPr>
-        <w:t>Mindre märgborre</w:t>
-      </w:r>
-      <w:r>
-        <w:t xml:space="preserve"> är en signalart för tallskog med höga naturvärden och betraktas tillsammans med skarptandad barkborre som nyckelarter för ett antal sällsynta åtgärdsprogramsarter som är beroende av deras gångsystem. Bland dessa kan nämnas avlång barkborre (VU), </w:t>
-      </w:r>
-      <w:r>
-        <w:rPr>
-          <w:i/>
-        </w:rPr>
-        <w:t>Corticeus longulus</w:t>
-      </w:r>
-      <w:r>
-        <w:t xml:space="preserve"> (VU), tallgångbagge (VU), cholodkovskys bastborre (NT) och tallbarksvartbagge (NT). Den mindre märgborrens måsvingeliknande gnaggångar är lätta att känna igen och hittas ofta på grova tallgrenar på marken. Rika förekomster av främst mindre märgborre men även skarptandad barkborre är en signal för artrikedom och inventeringar har visat att det är i skogar med en naturlig självgallring som det skapas förutsättningar för dessa arter samt de efterföljande åtgärdsprogramsarterna. Tallskogar med stark förekomst av mindre märgborre och skarptandad barkborre bör avsättas som reservat. Generellt bör hänsyn tas vid slutavverkning av talldominerad skog så att avverkningsrester som gren- och toppdelar lämnas. Mindre märgborre är typisk art för </w:t>
-      </w:r>
-      <w:r>
-        <w:rPr>
-          <w:i/>
-        </w:rPr>
-        <w:t>9060 Åsbarrskog</w:t>
-      </w:r>
-      <w:r>
-        <w:t xml:space="preserve"> (SLU Artdatabanken, 2026; Pettersson, 2014; Hedgren, 2012; Gunnarsson m fl., 1999).</w:t>
-      </w:r>
-    </w:p>
-    <w:p>
-      <w:r>
-        <w:rPr>
-          <w:b/>
-        </w:rPr>
-        <w:t xml:space="preserve">Vedtrappmossa (NT) </w:t>
-      </w:r>
-      <w:r>
-        <w:t xml:space="preserve">växer på död ved, främst i gammal granskog. Den förekommer knappast alls i fjällnära barrskogar utan finns i skogslandskapet nedom fjällen och framför allt i landets södra delar är den en mycket bra signalart för barrnaturskog med höga naturvärden. Skogsavverkning och brist på grov död ved i skogen är de allvarligaste hoten och den överlever inte kalhyggesbruk. Lokaler med sluten granskog, tillräckligt stora för att säkerställa ett kontinuerligt tillskott på grova lågor, bör undantas från storskaligt skogsbruk. Vedtrappmossa är typisk art för </w:t>
-      </w:r>
-      <w:r>
-        <w:rPr>
-          <w:i/>
-        </w:rPr>
-        <w:t>9010 Taiga</w:t>
-      </w:r>
-      <w:r>
-        <w:t xml:space="preserve"> (SLU Artdatabanken, 2024).</w:t>
-      </w:r>
-    </w:p>
-    <w:p>
-      <w:r>
-        <w:rPr>
-          <w:b/>
-        </w:rPr>
-        <w:t xml:space="preserve">Vågbandad barkbock </w:t>
-      </w:r>
-      <w:r>
-        <w:t>är en långhorning vars larvutveckling sker under bark på nyligen döda stående barrträd, främst gran, mer undantagsvis på tall. Främst i stående träd, särskilt gamla, långsamvuxna granar med grov bark, även i grövre grenar, stubbar eller vindfällen. Arten är starkt knuten till naturskogsliknande granskogar, och gynnas av extrema torrsomrar som försvagar träden. Arten påverkas negativt av brist på kontinuitetsskog och en minskning av populationen pågår eller förväntas ske (SLU Artdatabanken, 2025).</w:t>
       </w:r>
     </w:p>
     <w:p>
@@ -1338,7 +1320,7 @@
     <w:r>
       <w:tab/>
       <w:tab/>
-      <w:t>2026-06-20</w:t>
+      <w:t>2026-06-21</w:t>
       <w:br/>
       <w:br/>
     </w:r>

--- a/tillsyn/A 22410-2026 tillsynsbegäran.docx
+++ b/tillsyn/A 22410-2026 tillsynsbegäran.docx
@@ -1320,7 +1320,7 @@
     <w:r>
       <w:tab/>
       <w:tab/>
-      <w:t>2026-06-21</w:t>
+      <w:t>2026-06-22</w:t>
       <w:br/>
       <w:br/>
     </w:r>

--- a/tillsyn/A 22410-2026 tillsynsbegäran.docx
+++ b/tillsyn/A 22410-2026 tillsynsbegäran.docx
@@ -1320,7 +1320,7 @@
     <w:r>
       <w:tab/>
       <w:tab/>
-      <w:t>2026-06-22</w:t>
+      <w:t>2026-06-23</w:t>
       <w:br/>
       <w:br/>
     </w:r>

--- a/tillsyn/A 22410-2026 tillsynsbegäran.docx
+++ b/tillsyn/A 22410-2026 tillsynsbegäran.docx
@@ -1320,7 +1320,7 @@
     <w:r>
       <w:tab/>
       <w:tab/>
-      <w:t>2026-06-23</w:t>
+      <w:t>2026-06-24</w:t>
       <w:br/>
       <w:br/>
     </w:r>

--- a/tillsyn/A 22410-2026 tillsynsbegäran.docx
+++ b/tillsyn/A 22410-2026 tillsynsbegäran.docx
@@ -1320,7 +1320,7 @@
     <w:r>
       <w:tab/>
       <w:tab/>
-      <w:t>2026-06-24</w:t>
+      <w:t>2026-06-25</w:t>
       <w:br/>
       <w:br/>
     </w:r>

--- a/tillsyn/A 22410-2026 tillsynsbegäran.docx
+++ b/tillsyn/A 22410-2026 tillsynsbegäran.docx
@@ -1320,7 +1320,7 @@
     <w:r>
       <w:tab/>
       <w:tab/>
-      <w:t>2026-06-25</w:t>
+      <w:t>2026-06-26</w:t>
       <w:br/>
       <w:br/>
     </w:r>

--- a/tillsyn/A 22410-2026 tillsynsbegäran.docx
+++ b/tillsyn/A 22410-2026 tillsynsbegäran.docx
@@ -1320,7 +1320,7 @@
     <w:r>
       <w:tab/>
       <w:tab/>
-      <w:t>2026-06-26</w:t>
+      <w:t>2026-06-27</w:t>
       <w:br/>
       <w:br/>
     </w:r>

--- a/tillsyn/A 22410-2026 tillsynsbegäran.docx
+++ b/tillsyn/A 22410-2026 tillsynsbegäran.docx
@@ -1320,7 +1320,7 @@
     <w:r>
       <w:tab/>
       <w:tab/>
-      <w:t>2026-06-27</w:t>
+      <w:t>2026-06-28</w:t>
       <w:br/>
       <w:br/>
     </w:r>

--- a/tillsyn/A 22410-2026 tillsynsbegäran.docx
+++ b/tillsyn/A 22410-2026 tillsynsbegäran.docx
@@ -1320,7 +1320,7 @@
     <w:r>
       <w:tab/>
       <w:tab/>
-      <w:t>2026-06-28</w:t>
+      <w:t>2026-06-29</w:t>
       <w:br/>
       <w:br/>
     </w:r>

--- a/tillsyn/A 22410-2026 tillsynsbegäran.docx
+++ b/tillsyn/A 22410-2026 tillsynsbegäran.docx
@@ -1320,7 +1320,7 @@
     <w:r>
       <w:tab/>
       <w:tab/>
-      <w:t>2026-06-29</w:t>
+      <w:t>2026-06-30</w:t>
       <w:br/>
       <w:br/>
     </w:r>

--- a/tillsyn/A 22410-2026 tillsynsbegäran.docx
+++ b/tillsyn/A 22410-2026 tillsynsbegäran.docx
@@ -1320,7 +1320,7 @@
     <w:r>
       <w:tab/>
       <w:tab/>
-      <w:t>2026-06-30</w:t>
+      <w:t>2026-07-01</w:t>
       <w:br/>
       <w:br/>
     </w:r>

--- a/tillsyn/A 22410-2026 tillsynsbegäran.docx
+++ b/tillsyn/A 22410-2026 tillsynsbegäran.docx
@@ -1320,7 +1320,7 @@
     <w:r>
       <w:tab/>
       <w:tab/>
-      <w:t>2026-07-01</w:t>
+      <w:t>2026-07-02</w:t>
       <w:br/>
       <w:br/>
     </w:r>

--- a/tillsyn/A 22410-2026 tillsynsbegäran.docx
+++ b/tillsyn/A 22410-2026 tillsynsbegäran.docx
@@ -1320,7 +1320,7 @@
     <w:r>
       <w:tab/>
       <w:tab/>
-      <w:t>2026-07-13</w:t>
+      <w:t>2026-07-14</w:t>
       <w:br/>
       <w:br/>
     </w:r>

--- a/tillsyn/A 22410-2026 tillsynsbegäran.docx
+++ b/tillsyn/A 22410-2026 tillsynsbegäran.docx
@@ -1320,7 +1320,7 @@
     <w:r>
       <w:tab/>
       <w:tab/>
-      <w:t>2026-07-14</w:t>
+      <w:t>2026-07-15</w:t>
       <w:br/>
       <w:br/>
     </w:r>

--- a/tillsyn/A 22410-2026 tillsynsbegäran.docx
+++ b/tillsyn/A 22410-2026 tillsynsbegäran.docx
@@ -1320,7 +1320,7 @@
     <w:r>
       <w:tab/>
       <w:tab/>
-      <w:t>2026-07-15</w:t>
+      <w:t>2026-07-16</w:t>
       <w:br/>
       <w:br/>
     </w:r>

--- a/tillsyn/A 22410-2026 tillsynsbegäran.docx
+++ b/tillsyn/A 22410-2026 tillsynsbegäran.docx
@@ -1320,7 +1320,7 @@
     <w:r>
       <w:tab/>
       <w:tab/>
-      <w:t>2026-07-16</w:t>
+      <w:t>2026-07-17</w:t>
       <w:br/>
       <w:br/>
     </w:r>

--- a/tillsyn/A 22410-2026 tillsynsbegäran.docx
+++ b/tillsyn/A 22410-2026 tillsynsbegäran.docx
@@ -1320,7 +1320,7 @@
     <w:r>
       <w:tab/>
       <w:tab/>
-      <w:t>2026-07-17</w:t>
+      <w:t>2026-07-18</w:t>
       <w:br/>
       <w:br/>
     </w:r>

--- a/tillsyn/A 22410-2026 tillsynsbegäran.docx
+++ b/tillsyn/A 22410-2026 tillsynsbegäran.docx
@@ -1320,7 +1320,7 @@
     <w:r>
       <w:tab/>
       <w:tab/>
-      <w:t>2026-07-18</w:t>
+      <w:t>2026-07-19</w:t>
       <w:br/>
       <w:br/>
     </w:r>

--- a/tillsyn/A 22410-2026 tillsynsbegäran.docx
+++ b/tillsyn/A 22410-2026 tillsynsbegäran.docx
@@ -1320,7 +1320,7 @@
     <w:r>
       <w:tab/>
       <w:tab/>
-      <w:t>2026-07-19</w:t>
+      <w:t>2026-07-20</w:t>
       <w:br/>
       <w:br/>
     </w:r>

--- a/tillsyn/A 22410-2026 tillsynsbegäran.docx
+++ b/tillsyn/A 22410-2026 tillsynsbegäran.docx
@@ -1320,7 +1320,7 @@
     <w:r>
       <w:tab/>
       <w:tab/>
-      <w:t>2026-07-20</w:t>
+      <w:t>2026-07-21</w:t>
       <w:br/>
       <w:br/>
     </w:r>

--- a/tillsyn/A 22410-2026 tillsynsbegäran.docx
+++ b/tillsyn/A 22410-2026 tillsynsbegäran.docx
@@ -1320,7 +1320,7 @@
     <w:r>
       <w:tab/>
       <w:tab/>
-      <w:t>2026-07-21</w:t>
+      <w:t>2026-07-22</w:t>
       <w:br/>
       <w:br/>
     </w:r>

--- a/tillsyn/A 22410-2026 tillsynsbegäran.docx
+++ b/tillsyn/A 22410-2026 tillsynsbegäran.docx
@@ -1320,7 +1320,7 @@
     <w:r>
       <w:tab/>
       <w:tab/>
-      <w:t>2026-07-22</w:t>
+      <w:t>2026-07-23</w:t>
       <w:br/>
       <w:br/>
     </w:r>

--- a/tillsyn/A 22410-2026 tillsynsbegäran.docx
+++ b/tillsyn/A 22410-2026 tillsynsbegäran.docx
@@ -1320,7 +1320,7 @@
     <w:r>
       <w:tab/>
       <w:tab/>
-      <w:t>2026-07-23</w:t>
+      <w:t>2026-07-24</w:t>
       <w:br/>
       <w:br/>
     </w:r>

--- a/tillsyn/A 22410-2026 tillsynsbegäran.docx
+++ b/tillsyn/A 22410-2026 tillsynsbegäran.docx
@@ -1320,7 +1320,7 @@
     <w:r>
       <w:tab/>
       <w:tab/>
-      <w:t>2026-07-24</w:t>
+      <w:t>2026-07-25</w:t>
       <w:br/>
       <w:br/>
     </w:r>

--- a/tillsyn/A 22410-2026 tillsynsbegäran.docx
+++ b/tillsyn/A 22410-2026 tillsynsbegäran.docx
@@ -1320,7 +1320,7 @@
     <w:r>
       <w:tab/>
       <w:tab/>
-      <w:t>2026-07-25</w:t>
+      <w:t>2026-07-26</w:t>
       <w:br/>
       <w:br/>
     </w:r>

--- a/tillsyn/A 22410-2026 tillsynsbegäran.docx
+++ b/tillsyn/A 22410-2026 tillsynsbegäran.docx
@@ -1320,7 +1320,7 @@
     <w:r>
       <w:tab/>
       <w:tab/>
-      <w:t>2026-07-26</w:t>
+      <w:t>2026-07-27</w:t>
       <w:br/>
       <w:br/>
     </w:r>

--- a/tillsyn/A 22410-2026 tillsynsbegäran.docx
+++ b/tillsyn/A 22410-2026 tillsynsbegäran.docx
@@ -1320,7 +1320,7 @@
     <w:r>
       <w:tab/>
       <w:tab/>
-      <w:t>2026-07-27</w:t>
+      <w:t>2026-07-28</w:t>
       <w:br/>
       <w:br/>
     </w:r>

--- a/tillsyn/A 22410-2026 tillsynsbegäran.docx
+++ b/tillsyn/A 22410-2026 tillsynsbegäran.docx
@@ -1320,7 +1320,7 @@
     <w:r>
       <w:tab/>
       <w:tab/>
-      <w:t>2026-07-28</w:t>
+      <w:t>2026-07-29</w:t>
       <w:br/>
       <w:br/>
     </w:r>

--- a/tillsyn/A 22410-2026 tillsynsbegäran.docx
+++ b/tillsyn/A 22410-2026 tillsynsbegäran.docx
@@ -1320,7 +1320,7 @@
     <w:r>
       <w:tab/>
       <w:tab/>
-      <w:t>2026-07-29</w:t>
+      <w:t>2026-07-30</w:t>
       <w:br/>
       <w:br/>
     </w:r>

--- a/tillsyn/A 22410-2026 tillsynsbegäran.docx
+++ b/tillsyn/A 22410-2026 tillsynsbegäran.docx
@@ -1320,7 +1320,7 @@
     <w:r>
       <w:tab/>
       <w:tab/>
-      <w:t>2026-07-30</w:t>
+      <w:t>2026-07-31</w:t>
       <w:br/>
       <w:br/>
     </w:r>

--- a/tillsyn/A 22410-2026 tillsynsbegäran.docx
+++ b/tillsyn/A 22410-2026 tillsynsbegäran.docx
@@ -1320,7 +1320,7 @@
     <w:r>
       <w:tab/>
       <w:tab/>
-      <w:t>2026-07-31</w:t>
+      <w:t>2026-08-01</w:t>
       <w:br/>
       <w:br/>
     </w:r>

--- a/tillsyn/A 22410-2026 tillsynsbegäran.docx
+++ b/tillsyn/A 22410-2026 tillsynsbegäran.docx
@@ -1320,7 +1320,7 @@
     <w:r>
       <w:tab/>
       <w:tab/>
-      <w:t>2026-08-01</w:t>
+      <w:t>2026-08-02</w:t>
       <w:br/>
       <w:br/>
     </w:r>

--- a/tillsyn/A 22410-2026 tillsynsbegäran.docx
+++ b/tillsyn/A 22410-2026 tillsynsbegäran.docx
@@ -1320,7 +1320,7 @@
     <w:r>
       <w:tab/>
       <w:tab/>
-      <w:t>2026-08-02</w:t>
+      <w:t>2026-08-03</w:t>
       <w:br/>
       <w:br/>
     </w:r>

--- a/tillsyn/A 22410-2026 tillsynsbegäran.docx
+++ b/tillsyn/A 22410-2026 tillsynsbegäran.docx
@@ -1320,7 +1320,7 @@
     <w:r>
       <w:tab/>
       <w:tab/>
-      <w:t>2026-08-03</w:t>
+      <w:t>2026-08-05</w:t>
       <w:br/>
       <w:br/>
     </w:r>

--- a/tillsyn/A 22410-2026 tillsynsbegäran.docx
+++ b/tillsyn/A 22410-2026 tillsynsbegäran.docx
@@ -1320,7 +1320,7 @@
     <w:r>
       <w:tab/>
       <w:tab/>
-      <w:t>2026-08-05</w:t>
+      <w:t>2026-08-07</w:t>
       <w:br/>
       <w:br/>
     </w:r>

--- a/tillsyn/A 22410-2026 tillsynsbegäran.docx
+++ b/tillsyn/A 22410-2026 tillsynsbegäran.docx
@@ -1320,7 +1320,7 @@
     <w:r>
       <w:tab/>
       <w:tab/>
-      <w:t>2026-08-07</w:t>
+      <w:t>2026-08-08</w:t>
       <w:br/>
       <w:br/>
     </w:r>

--- a/tillsyn/A 22410-2026 tillsynsbegäran.docx
+++ b/tillsyn/A 22410-2026 tillsynsbegäran.docx
@@ -60,7 +60,7 @@
         <w:spacing w:after="240"/>
       </w:pPr>
       <w:r>
-        <w:t>Figur 1. Fyndplatser för naturvårdsarter i och inom 6 meter från avverkningsanmälan. Markörer utan svart kant är placerade på fyndplatsen. Markörer med svart kant är placerade vid sidan av fyndplatsen har ett svart streck som visar fyndplatsens exakta position. Kartans mittpunktskoordinat är N 6448533, E 563909 i SWEREF 99 TM.</w:t>
+        <w:t>Figur 1. Fyndplatser för naturvårdsarter i och inom 6 meter från avverkningsanmälan. Markörer utan svart kant är placerade på fyndplatsen. Markörer med svart kant är placerade vid sidan av fyndplatsen och har ett svart streck som visar fyndplatsens exakta position. Kartans mittpunktskoordinat är N 6448533, E 563909 i SWEREF 99 TM.</w:t>
       </w:r>
     </w:p>
     <w:p>
@@ -1320,7 +1320,7 @@
     <w:r>
       <w:tab/>
       <w:tab/>
-      <w:t>2026-08-14</w:t>
+      <w:t>2026-08-15</w:t>
       <w:br/>
       <w:br/>
     </w:r>

--- a/tillsyn/A 22410-2026 tillsynsbegäran.docx
+++ b/tillsyn/A 22410-2026 tillsynsbegäran.docx
@@ -1320,7 +1320,7 @@
     <w:r>
       <w:tab/>
       <w:tab/>
-      <w:t>2026-08-15</w:t>
+      <w:t>2026-08-16</w:t>
       <w:br/>
       <w:br/>
     </w:r>

--- a/tillsyn/A 22410-2026 tillsynsbegäran.docx
+++ b/tillsyn/A 22410-2026 tillsynsbegäran.docx
@@ -1320,7 +1320,7 @@
     <w:r>
       <w:tab/>
       <w:tab/>
-      <w:t>2026-08-16</w:t>
+      <w:t>2026-08-17</w:t>
       <w:br/>
       <w:br/>
     </w:r>

--- a/tillsyn/A 22410-2026 tillsynsbegäran.docx
+++ b/tillsyn/A 22410-2026 tillsynsbegäran.docx
@@ -1320,7 +1320,7 @@
     <w:r>
       <w:tab/>
       <w:tab/>
-      <w:t>2026-08-17</w:t>
+      <w:t>2026-08-18</w:t>
       <w:br/>
       <w:br/>
     </w:r>

--- a/tillsyn/A 22410-2026 tillsynsbegäran.docx
+++ b/tillsyn/A 22410-2026 tillsynsbegäran.docx
@@ -1320,7 +1320,7 @@
     <w:r>
       <w:tab/>
       <w:tab/>
-      <w:t>2026-08-18</w:t>
+      <w:t>2026-08-19</w:t>
       <w:br/>
       <w:br/>
     </w:r>

--- a/tillsyn/A 22410-2026 tillsynsbegäran.docx
+++ b/tillsyn/A 22410-2026 tillsynsbegäran.docx
@@ -1320,7 +1320,7 @@
     <w:r>
       <w:tab/>
       <w:tab/>
-      <w:t>2026-08-19</w:t>
+      <w:t>2026-08-20</w:t>
       <w:br/>
       <w:br/>
     </w:r>

--- a/tillsyn/A 22410-2026 tillsynsbegäran.docx
+++ b/tillsyn/A 22410-2026 tillsynsbegäran.docx
@@ -1320,7 +1320,7 @@
     <w:r>
       <w:tab/>
       <w:tab/>
-      <w:t>2026-08-20</w:t>
+      <w:t>2026-08-21</w:t>
       <w:br/>
       <w:br/>
     </w:r>

--- a/tillsyn/A 22410-2026 tillsynsbegäran.docx
+++ b/tillsyn/A 22410-2026 tillsynsbegäran.docx
@@ -1320,7 +1320,7 @@
     <w:r>
       <w:tab/>
       <w:tab/>
-      <w:t>2026-08-21</w:t>
+      <w:t>2026-08-22</w:t>
       <w:br/>
       <w:br/>
     </w:r>

--- a/tillsyn/A 22410-2026 tillsynsbegäran.docx
+++ b/tillsyn/A 22410-2026 tillsynsbegäran.docx
@@ -1320,7 +1320,7 @@
     <w:r>
       <w:tab/>
       <w:tab/>
-      <w:t>2026-08-22</w:t>
+      <w:t>2026-08-23</w:t>
       <w:br/>
       <w:br/>
     </w:r>

--- a/tillsyn/A 22410-2026 tillsynsbegäran.docx
+++ b/tillsyn/A 22410-2026 tillsynsbegäran.docx
@@ -1320,7 +1320,7 @@
     <w:r>
       <w:tab/>
       <w:tab/>
-      <w:t>2026-08-23</w:t>
+      <w:t>2026-08-24</w:t>
       <w:br/>
       <w:br/>
     </w:r>

--- a/tillsyn/A 22410-2026 tillsynsbegäran.docx
+++ b/tillsyn/A 22410-2026 tillsynsbegäran.docx
@@ -1320,7 +1320,7 @@
     <w:r>
       <w:tab/>
       <w:tab/>
-      <w:t>2026-08-24</w:t>
+      <w:t>2026-08-25</w:t>
       <w:br/>
       <w:br/>
     </w:r>

--- a/tillsyn/A 22410-2026 tillsynsbegäran.docx
+++ b/tillsyn/A 22410-2026 tillsynsbegäran.docx
@@ -1320,7 +1320,7 @@
     <w:r>
       <w:tab/>
       <w:tab/>
-      <w:t>2026-08-25</w:t>
+      <w:t>2026-08-26</w:t>
       <w:br/>
       <w:br/>
     </w:r>

--- a/tillsyn/A 22410-2026 tillsynsbegäran.docx
+++ b/tillsyn/A 22410-2026 tillsynsbegäran.docx
@@ -1320,7 +1320,7 @@
     <w:r>
       <w:tab/>
       <w:tab/>
-      <w:t>2026-08-26</w:t>
+      <w:t>2026-08-27</w:t>
       <w:br/>
       <w:br/>
     </w:r>

--- a/tillsyn/A 22410-2026 tillsynsbegäran.docx
+++ b/tillsyn/A 22410-2026 tillsynsbegäran.docx
@@ -1320,7 +1320,7 @@
     <w:r>
       <w:tab/>
       <w:tab/>
-      <w:t>2026-08-27</w:t>
+      <w:t>2026-08-28</w:t>
       <w:br/>
       <w:br/>
     </w:r>

--- a/tillsyn/A 22410-2026 tillsynsbegäran.docx
+++ b/tillsyn/A 22410-2026 tillsynsbegäran.docx
@@ -1320,7 +1320,7 @@
     <w:r>
       <w:tab/>
       <w:tab/>
-      <w:t>2026-08-28</w:t>
+      <w:t>2026-08-29</w:t>
       <w:br/>
       <w:br/>
     </w:r>

--- a/tillsyn/A 22410-2026 tillsynsbegäran.docx
+++ b/tillsyn/A 22410-2026 tillsynsbegäran.docx
@@ -1320,7 +1320,7 @@
     <w:r>
       <w:tab/>
       <w:tab/>
-      <w:t>2026-08-29</w:t>
+      <w:t>2026-08-31</w:t>
       <w:br/>
       <w:br/>
     </w:r>

--- a/tillsyn/A 22410-2026 tillsynsbegäran.docx
+++ b/tillsyn/A 22410-2026 tillsynsbegäran.docx
@@ -1320,7 +1320,7 @@
     <w:r>
       <w:tab/>
       <w:tab/>
-      <w:t>2026-08-31</w:t>
+      <w:t>2026-09-01</w:t>
       <w:br/>
       <w:br/>
     </w:r>

--- a/tillsyn/A 22410-2026 tillsynsbegäran.docx
+++ b/tillsyn/A 22410-2026 tillsynsbegäran.docx
@@ -1320,7 +1320,7 @@
     <w:r>
       <w:tab/>
       <w:tab/>
-      <w:t>2026-09-01</w:t>
+      <w:t>2026-09-02</w:t>
       <w:br/>
       <w:br/>
     </w:r>

--- a/tillsyn/A 22410-2026 tillsynsbegäran.docx
+++ b/tillsyn/A 22410-2026 tillsynsbegäran.docx
@@ -1320,7 +1320,7 @@
     <w:r>
       <w:tab/>
       <w:tab/>
-      <w:t>2026-09-02</w:t>
+      <w:t>2026-09-03</w:t>
       <w:br/>
       <w:br/>
     </w:r>

--- a/tillsyn/A 22410-2026 tillsynsbegäran.docx
+++ b/tillsyn/A 22410-2026 tillsynsbegäran.docx
@@ -1320,7 +1320,7 @@
     <w:r>
       <w:tab/>
       <w:tab/>
-      <w:t>2026-09-03</w:t>
+      <w:t>2026-09-04</w:t>
       <w:br/>
       <w:br/>
     </w:r>

--- a/tillsyn/A 22410-2026 tillsynsbegäran.docx
+++ b/tillsyn/A 22410-2026 tillsynsbegäran.docx
@@ -1320,7 +1320,7 @@
     <w:r>
       <w:tab/>
       <w:tab/>
-      <w:t>2026-09-04</w:t>
+      <w:t>2026-09-05</w:t>
       <w:br/>
       <w:br/>
     </w:r>

--- a/tillsyn/A 22410-2026 tillsynsbegäran.docx
+++ b/tillsyn/A 22410-2026 tillsynsbegäran.docx
@@ -1320,7 +1320,7 @@
     <w:r>
       <w:tab/>
       <w:tab/>
-      <w:t>2026-09-05</w:t>
+      <w:t>2026-09-06</w:t>
       <w:br/>
       <w:br/>
     </w:r>

--- a/tillsyn/A 22410-2026 tillsynsbegäran.docx
+++ b/tillsyn/A 22410-2026 tillsynsbegäran.docx
@@ -1320,7 +1320,7 @@
     <w:r>
       <w:tab/>
       <w:tab/>
-      <w:t>2026-09-06</w:t>
+      <w:t>2026-09-07</w:t>
       <w:br/>
       <w:br/>
     </w:r>

--- a/tillsyn/A 22410-2026 tillsynsbegäran.docx
+++ b/tillsyn/A 22410-2026 tillsynsbegäran.docx
@@ -1320,7 +1320,7 @@
     <w:r>
       <w:tab/>
       <w:tab/>
-      <w:t>2026-09-07</w:t>
+      <w:t>2026-09-08</w:t>
       <w:br/>
       <w:br/>
     </w:r>

--- a/tillsyn/A 22410-2026 tillsynsbegäran.docx
+++ b/tillsyn/A 22410-2026 tillsynsbegäran.docx
@@ -1320,7 +1320,7 @@
     <w:r>
       <w:tab/>
       <w:tab/>
-      <w:t>2026-09-08</w:t>
+      <w:t>2026-09-09</w:t>
       <w:br/>
       <w:br/>
     </w:r>

--- a/tillsyn/A 22410-2026 tillsynsbegäran.docx
+++ b/tillsyn/A 22410-2026 tillsynsbegäran.docx
@@ -1320,7 +1320,7 @@
     <w:r>
       <w:tab/>
       <w:tab/>
-      <w:t>2026-09-09</w:t>
+      <w:t>2026-09-10</w:t>
       <w:br/>
       <w:br/>
     </w:r>

--- a/tillsyn/A 22410-2026 tillsynsbegäran.docx
+++ b/tillsyn/A 22410-2026 tillsynsbegäran.docx
@@ -1320,7 +1320,7 @@
     <w:r>
       <w:tab/>
       <w:tab/>
-      <w:t>2026-09-10</w:t>
+      <w:t>2026-09-11</w:t>
       <w:br/>
       <w:br/>
     </w:r>

--- a/tillsyn/A 22410-2026 tillsynsbegäran.docx
+++ b/tillsyn/A 22410-2026 tillsynsbegäran.docx
@@ -1320,7 +1320,7 @@
     <w:r>
       <w:tab/>
       <w:tab/>
-      <w:t>2026-09-11</w:t>
+      <w:t>2026-09-12</w:t>
       <w:br/>
       <w:br/>
     </w:r>

--- a/tillsyn/A 22410-2026 tillsynsbegäran.docx
+++ b/tillsyn/A 22410-2026 tillsynsbegäran.docx
@@ -1320,7 +1320,7 @@
     <w:r>
       <w:tab/>
       <w:tab/>
-      <w:t>2026-09-12</w:t>
+      <w:t>2026-09-13</w:t>
       <w:br/>
       <w:br/>
     </w:r>
